--- a/fuentes/62360026_CF02_CFA.docx
+++ b/fuentes/62360026_CF02_CFA.docx
@@ -1,6 +1,6 @@
 
 <file path=word/document.xml><?xml version="1.0" encoding="utf-8"?>
-<w:document xmlns:wpc="http://schemas.microsoft.com/office/word/2010/wordprocessingCanvas" xmlns:cx="http://schemas.microsoft.com/office/drawing/2014/chartex" xmlns:cx1="http://schemas.microsoft.com/office/drawing/2015/9/8/chartex" xmlns:cx2="http://schemas.microsoft.com/office/drawing/2015/10/21/chartex" xmlns:cx3="http://schemas.microsoft.com/office/drawing/2016/5/9/chartex" xmlns:cx4="http://schemas.microsoft.com/office/drawing/2016/5/10/chartex" xmlns:cx5="http://schemas.microsoft.com/office/drawing/2016/5/11/chartex" xmlns:cx6="http://schemas.microsoft.com/office/drawing/2016/5/12/chartex" xmlns:cx7="http://schemas.microsoft.com/office/drawing/2016/5/13/chartex" xmlns:cx8="http://schemas.microsoft.com/office/drawing/2016/5/14/chartex" xmlns:mc="http://schemas.openxmlformats.org/markup-compatibility/2006" xmlns:aink="http://schemas.microsoft.com/office/drawing/2016/ink" xmlns:am3d="http://schemas.microsoft.com/office/drawing/2017/model3d" xmlns:o="urn:schemas-microsoft-com:office:office" xmlns:oel="http://schemas.microsoft.com/office/2019/extlst" xmlns:r="http://schemas.openxmlformats.org/officeDocument/2006/relationships" xmlns:m="http://schemas.openxmlformats.org/officeDocument/2006/math" xmlns:v="urn:schemas-microsoft-com:vml" xmlns:wp14="http://schemas.microsoft.com/office/word/2010/wordprocessingDrawing" xmlns:wp="http://schemas.openxmlformats.org/drawingml/2006/wordprocessingDrawing" xmlns:w10="urn:schemas-microsoft-com:office:word" xmlns:w="http://schemas.openxmlformats.org/wordprocessingml/2006/main" xmlns:w14="http://schemas.microsoft.com/office/word/2010/wordml" xmlns:w15="http://schemas.microsoft.com/office/word/2012/wordml" xmlns:w16cei="http://schemas.microsoft.com/office/word/2026/wordml/cei" xmlns:w16cex="http://schemas.microsoft.com/office/word/2018/wordml/cex" xmlns:w16cid="http://schemas.microsoft.com/office/word/2016/wordml/cid" xmlns:w16="http://schemas.microsoft.com/office/word/2018/wordml" xmlns:w16du="http://schemas.microsoft.com/office/word/2023/wordml/word16du" xmlns:w16sdtdh="http://schemas.microsoft.com/office/word/2020/wordml/sdtdatahash" xmlns:w16sdtfl="http://schemas.microsoft.com/office/word/2024/wordml/sdtformatlock" xmlns:w16se="http://schemas.microsoft.com/office/word/2015/wordml/symex" xmlns:wpg="http://schemas.microsoft.com/office/word/2010/wordprocessingGroup" xmlns:wpi="http://schemas.microsoft.com/office/word/2010/wordprocessingInk" xmlns:wne="http://schemas.microsoft.com/office/word/2006/wordml" xmlns:wps="http://schemas.microsoft.com/office/word/2010/wordprocessingShape" mc:Ignorable="w14 w15 w16se w16cid w16 w16cex w16sdtdh w16sdtfl w16du wp14">
+<w:document xmlns:wpc="http://schemas.microsoft.com/office/word/2010/wordprocessingCanvas" xmlns:cx="http://schemas.microsoft.com/office/drawing/2014/chartex" xmlns:cx1="http://schemas.microsoft.com/office/drawing/2015/9/8/chartex" xmlns:cx2="http://schemas.microsoft.com/office/drawing/2015/10/21/chartex" xmlns:cx3="http://schemas.microsoft.com/office/drawing/2016/5/9/chartex" xmlns:cx4="http://schemas.microsoft.com/office/drawing/2016/5/10/chartex" xmlns:cx5="http://schemas.microsoft.com/office/drawing/2016/5/11/chartex" xmlns:cx6="http://schemas.microsoft.com/office/drawing/2016/5/12/chartex" xmlns:cx7="http://schemas.microsoft.com/office/drawing/2016/5/13/chartex" xmlns:cx8="http://schemas.microsoft.com/office/drawing/2016/5/14/chartex" xmlns:mc="http://schemas.openxmlformats.org/markup-compatibility/2006" xmlns:aink="http://schemas.microsoft.com/office/drawing/2016/ink" xmlns:am3d="http://schemas.microsoft.com/office/drawing/2017/model3d" xmlns:o="urn:schemas-microsoft-com:office:office" xmlns:oel="http://schemas.microsoft.com/office/2019/extlst" xmlns:r="http://schemas.openxmlformats.org/officeDocument/2006/relationships" xmlns:m="http://schemas.openxmlformats.org/officeDocument/2006/math" xmlns:v="urn:schemas-microsoft-com:vml" xmlns:wp14="http://schemas.microsoft.com/office/word/2010/wordprocessingDrawing" xmlns:wp="http://schemas.openxmlformats.org/drawingml/2006/wordprocessingDrawing" xmlns:w10="urn:schemas-microsoft-com:office:word" xmlns:w="http://schemas.openxmlformats.org/wordprocessingml/2006/main" xmlns:w14="http://schemas.microsoft.com/office/word/2010/wordml" xmlns:w15="http://schemas.microsoft.com/office/word/2012/wordml" xmlns:w16cex="http://schemas.microsoft.com/office/word/2018/wordml/cex" xmlns:w16cid="http://schemas.microsoft.com/office/word/2016/wordml/cid" xmlns:w16="http://schemas.microsoft.com/office/word/2018/wordml" xmlns:w16du="http://schemas.microsoft.com/office/word/2023/wordml/word16du" xmlns:w16sdtdh="http://schemas.microsoft.com/office/word/2020/wordml/sdtdatahash" xmlns:w16sdtfl="http://schemas.microsoft.com/office/word/2024/wordml/sdtformatlock" xmlns:w16se="http://schemas.microsoft.com/office/word/2015/wordml/symex" xmlns:wpg="http://schemas.microsoft.com/office/word/2010/wordprocessingGroup" xmlns:wpi="http://schemas.microsoft.com/office/word/2010/wordprocessingInk" xmlns:wne="http://schemas.microsoft.com/office/word/2006/wordml" xmlns:wps="http://schemas.microsoft.com/office/word/2010/wordprocessingShape" mc:Ignorable="w14 w15 w16se w16cid w16 w16cex w16sdtdh w16sdtfl w16du wp14">
   <w:body>
     <w:p>
       <w:pPr>
@@ -205,7 +205,7 @@
               </wp:anchor>
             </w:drawing>
           </mc:Choice>
-          <mc:Fallback>
+          <mc:Fallback xmlns:w16cei="http://schemas.microsoft.com/office/word/2026/wordml/cei">
             <w:pict>
               <v:rect w14:anchorId="4C256C62" id="Rectángulo 3" o:spid="_x0000_s1026" alt="&quot;&quot;" style="position:absolute;margin-left:-55.95pt;margin-top:26.4pt;width:613.85pt;height:164.25pt;z-index:-251655168;visibility:visible;mso-wrap-style:square;mso-height-percent:0;mso-wrap-distance-left:9pt;mso-wrap-distance-top:0;mso-wrap-distance-right:9pt;mso-wrap-distance-bottom:0;mso-position-horizontal:absolute;mso-position-horizontal-relative:text;mso-position-vertical:absolute;mso-position-vertical-relative:text;mso-height-percent:0;mso-height-relative:margin;v-text-anchor:middle" o:gfxdata="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" fillcolor="#00314d" stroked="f" strokeweight="1pt"/>
             </w:pict>
@@ -563,7 +563,7 @@
           <w:r>
             <w:fldChar w:fldCharType="separate"/>
           </w:r>
-          <w:hyperlink w:anchor="_Toc237446339" w:history="1">
+          <w:hyperlink w:anchor="_Toc240634279" w:history="1">
             <w:r>
               <w:rPr>
                 <w:rStyle w:val="Hipervnculo"/>
@@ -590,7 +590,7 @@
                 <w:noProof/>
                 <w:webHidden/>
               </w:rPr>
-              <w:instrText xml:space="preserve"> PAGEREF _Toc237446339 \h </w:instrText>
+              <w:instrText xml:space="preserve"> PAGEREF _Toc240634279 \h </w:instrText>
             </w:r>
             <w:r>
               <w:rPr>
@@ -635,7 +635,7 @@
               <w:lang w:eastAsia="es-CO"/>
             </w:rPr>
           </w:pPr>
-          <w:hyperlink w:anchor="_Toc237446340" w:history="1">
+          <w:hyperlink w:anchor="_Toc240634280" w:history="1">
             <w:r>
               <w:rPr>
                 <w:rStyle w:val="Hipervnculo"/>
@@ -662,7 +662,7 @@
                 <w:noProof/>
                 <w:webHidden/>
               </w:rPr>
-              <w:instrText xml:space="preserve"> PAGEREF _Toc237446340 \h </w:instrText>
+              <w:instrText xml:space="preserve"> PAGEREF _Toc240634280 \h </w:instrText>
             </w:r>
             <w:r>
               <w:rPr>
@@ -707,7 +707,7 @@
               <w:lang w:eastAsia="es-CO"/>
             </w:rPr>
           </w:pPr>
-          <w:hyperlink w:anchor="_Toc237446341" w:history="1">
+          <w:hyperlink w:anchor="_Toc240634281" w:history="1">
             <w:r>
               <w:rPr>
                 <w:rStyle w:val="Hipervnculo"/>
@@ -734,7 +734,7 @@
                 <w:noProof/>
                 <w:webHidden/>
               </w:rPr>
-              <w:instrText xml:space="preserve"> PAGEREF _Toc237446341 \h </w:instrText>
+              <w:instrText xml:space="preserve"> PAGEREF _Toc240634281 \h </w:instrText>
             </w:r>
             <w:r>
               <w:rPr>
@@ -779,7 +779,7 @@
               <w:lang w:eastAsia="es-CO"/>
             </w:rPr>
           </w:pPr>
-          <w:hyperlink w:anchor="_Toc237446342" w:history="1">
+          <w:hyperlink w:anchor="_Toc240634282" w:history="1">
             <w:r>
               <w:rPr>
                 <w:rStyle w:val="Hipervnculo"/>
@@ -806,7 +806,7 @@
                 <w:noProof/>
                 <w:webHidden/>
               </w:rPr>
-              <w:instrText xml:space="preserve"> PAGEREF _Toc237446342 \h </w:instrText>
+              <w:instrText xml:space="preserve"> PAGEREF _Toc240634282 \h </w:instrText>
             </w:r>
             <w:r>
               <w:rPr>
@@ -851,7 +851,7 @@
               <w:lang w:eastAsia="es-CO"/>
             </w:rPr>
           </w:pPr>
-          <w:hyperlink w:anchor="_Toc237446343" w:history="1">
+          <w:hyperlink w:anchor="_Toc240634283" w:history="1">
             <w:r>
               <w:rPr>
                 <w:rStyle w:val="Hipervnculo"/>
@@ -878,7 +878,7 @@
                 <w:noProof/>
                 <w:webHidden/>
               </w:rPr>
-              <w:instrText xml:space="preserve"> PAGEREF _Toc237446343 \h </w:instrText>
+              <w:instrText xml:space="preserve"> PAGEREF _Toc240634283 \h </w:instrText>
             </w:r>
             <w:r>
               <w:rPr>
@@ -923,7 +923,7 @@
               <w:lang w:eastAsia="es-CO"/>
             </w:rPr>
           </w:pPr>
-          <w:hyperlink w:anchor="_Toc237446344" w:history="1">
+          <w:hyperlink w:anchor="_Toc240634284" w:history="1">
             <w:r>
               <w:rPr>
                 <w:rStyle w:val="Hipervnculo"/>
@@ -950,7 +950,7 @@
                 <w:noProof/>
                 <w:webHidden/>
               </w:rPr>
-              <w:instrText xml:space="preserve"> PAGEREF _Toc237446344 \h </w:instrText>
+              <w:instrText xml:space="preserve"> PAGEREF _Toc240634284 \h </w:instrText>
             </w:r>
             <w:r>
               <w:rPr>
@@ -995,7 +995,7 @@
               <w:lang w:eastAsia="es-CO"/>
             </w:rPr>
           </w:pPr>
-          <w:hyperlink w:anchor="_Toc237446345" w:history="1">
+          <w:hyperlink w:anchor="_Toc240634285" w:history="1">
             <w:r>
               <w:rPr>
                 <w:rStyle w:val="Hipervnculo"/>
@@ -1022,7 +1022,7 @@
                 <w:noProof/>
                 <w:webHidden/>
               </w:rPr>
-              <w:instrText xml:space="preserve"> PAGEREF _Toc237446345 \h </w:instrText>
+              <w:instrText xml:space="preserve"> PAGEREF _Toc240634285 \h </w:instrText>
             </w:r>
             <w:r>
               <w:rPr>
@@ -1067,7 +1067,7 @@
               <w:lang w:eastAsia="es-CO"/>
             </w:rPr>
           </w:pPr>
-          <w:hyperlink w:anchor="_Toc237446346" w:history="1">
+          <w:hyperlink w:anchor="_Toc240634286" w:history="1">
             <w:r>
               <w:rPr>
                 <w:rStyle w:val="Hipervnculo"/>
@@ -1094,7 +1094,7 @@
                 <w:noProof/>
                 <w:webHidden/>
               </w:rPr>
-              <w:instrText xml:space="preserve"> PAGEREF _Toc237446346 \h </w:instrText>
+              <w:instrText xml:space="preserve"> PAGEREF _Toc240634286 \h </w:instrText>
             </w:r>
             <w:r>
               <w:rPr>
@@ -1139,7 +1139,7 @@
               <w:lang w:eastAsia="es-CO"/>
             </w:rPr>
           </w:pPr>
-          <w:hyperlink w:anchor="_Toc237446347" w:history="1">
+          <w:hyperlink w:anchor="_Toc240634287" w:history="1">
             <w:r>
               <w:rPr>
                 <w:rStyle w:val="Hipervnculo"/>
@@ -1166,7 +1166,7 @@
                 <w:noProof/>
                 <w:webHidden/>
               </w:rPr>
-              <w:instrText xml:space="preserve"> PAGEREF _Toc237446347 \h </w:instrText>
+              <w:instrText xml:space="preserve"> PAGEREF _Toc240634287 \h </w:instrText>
             </w:r>
             <w:r>
               <w:rPr>
@@ -1211,7 +1211,7 @@
               <w:lang w:eastAsia="es-CO"/>
             </w:rPr>
           </w:pPr>
-          <w:hyperlink w:anchor="_Toc237446348" w:history="1">
+          <w:hyperlink w:anchor="_Toc240634288" w:history="1">
             <w:r>
               <w:rPr>
                 <w:rStyle w:val="Hipervnculo"/>
@@ -1270,7 +1270,7 @@
                 <w:noProof/>
                 <w:webHidden/>
               </w:rPr>
-              <w:instrText xml:space="preserve"> PAGEREF _Toc237446348 \h </w:instrText>
+              <w:instrText xml:space="preserve"> PAGEREF _Toc240634288 \h </w:instrText>
             </w:r>
             <w:r>
               <w:rPr>
@@ -1290,7 +1290,7 @@
                 <w:noProof/>
                 <w:webHidden/>
               </w:rPr>
-              <w:t>18</w:t>
+              <w:t>20</w:t>
             </w:r>
             <w:r>
               <w:rPr>
@@ -1315,7 +1315,7 @@
               <w:lang w:eastAsia="es-CO"/>
             </w:rPr>
           </w:pPr>
-          <w:hyperlink w:anchor="_Toc237446349" w:history="1">
+          <w:hyperlink w:anchor="_Toc240634289" w:history="1">
             <w:r>
               <w:rPr>
                 <w:rStyle w:val="Hipervnculo"/>
@@ -1351,7 +1351,7 @@
                 <w:noProof/>
                 <w:webHidden/>
               </w:rPr>
-              <w:instrText xml:space="preserve"> PAGEREF _Toc237446349 \h </w:instrText>
+              <w:instrText xml:space="preserve"> PAGEREF _Toc240634289 \h </w:instrText>
             </w:r>
             <w:r>
               <w:rPr>
@@ -1371,7 +1371,7 @@
                 <w:noProof/>
                 <w:webHidden/>
               </w:rPr>
-              <w:t>18</w:t>
+              <w:t>20</w:t>
             </w:r>
             <w:r>
               <w:rPr>
@@ -1396,7 +1396,7 @@
               <w:lang w:eastAsia="es-CO"/>
             </w:rPr>
           </w:pPr>
-          <w:hyperlink w:anchor="_Toc237446350" w:history="1">
+          <w:hyperlink w:anchor="_Toc240634290" w:history="1">
             <w:r>
               <w:rPr>
                 <w:rStyle w:val="Hipervnculo"/>
@@ -1439,7 +1439,7 @@
                 <w:noProof/>
                 <w:webHidden/>
               </w:rPr>
-              <w:instrText xml:space="preserve"> PAGEREF _Toc237446350 \h </w:instrText>
+              <w:instrText xml:space="preserve"> PAGEREF _Toc240634290 \h </w:instrText>
             </w:r>
             <w:r>
               <w:rPr>
@@ -1459,7 +1459,7 @@
                 <w:noProof/>
                 <w:webHidden/>
               </w:rPr>
-              <w:t>22</w:t>
+              <w:t>24</w:t>
             </w:r>
             <w:r>
               <w:rPr>
@@ -1484,7 +1484,7 @@
               <w:lang w:eastAsia="es-CO"/>
             </w:rPr>
           </w:pPr>
-          <w:hyperlink w:anchor="_Toc237446351" w:history="1">
+          <w:hyperlink w:anchor="_Toc240634291" w:history="1">
             <w:r>
               <w:rPr>
                 <w:rStyle w:val="Hipervnculo"/>
@@ -1511,7 +1511,7 @@
                 <w:noProof/>
                 <w:webHidden/>
               </w:rPr>
-              <w:instrText xml:space="preserve"> PAGEREF _Toc237446351 \h </w:instrText>
+              <w:instrText xml:space="preserve"> PAGEREF _Toc240634291 \h </w:instrText>
             </w:r>
             <w:r>
               <w:rPr>
@@ -1531,7 +1531,7 @@
                 <w:noProof/>
                 <w:webHidden/>
               </w:rPr>
-              <w:t>24</w:t>
+              <w:t>26</w:t>
             </w:r>
             <w:r>
               <w:rPr>
@@ -1556,7 +1556,7 @@
               <w:lang w:eastAsia="es-CO"/>
             </w:rPr>
           </w:pPr>
-          <w:hyperlink w:anchor="_Toc237446352" w:history="1">
+          <w:hyperlink w:anchor="_Toc240634292" w:history="1">
             <w:r>
               <w:rPr>
                 <w:rStyle w:val="Hipervnculo"/>
@@ -1583,7 +1583,7 @@
                 <w:noProof/>
                 <w:webHidden/>
               </w:rPr>
-              <w:instrText xml:space="preserve"> PAGEREF _Toc237446352 \h </w:instrText>
+              <w:instrText xml:space="preserve"> PAGEREF _Toc240634292 \h </w:instrText>
             </w:r>
             <w:r>
               <w:rPr>
@@ -1603,7 +1603,7 @@
                 <w:noProof/>
                 <w:webHidden/>
               </w:rPr>
-              <w:t>27</w:t>
+              <w:t>29</w:t>
             </w:r>
             <w:r>
               <w:rPr>
@@ -1628,7 +1628,7 @@
               <w:lang w:eastAsia="es-CO"/>
             </w:rPr>
           </w:pPr>
-          <w:hyperlink w:anchor="_Toc237446353" w:history="1">
+          <w:hyperlink w:anchor="_Toc240634293" w:history="1">
             <w:r>
               <w:rPr>
                 <w:rStyle w:val="Hipervnculo"/>
@@ -1655,7 +1655,7 @@
                 <w:noProof/>
                 <w:webHidden/>
               </w:rPr>
-              <w:instrText xml:space="preserve"> PAGEREF _Toc237446353 \h </w:instrText>
+              <w:instrText xml:space="preserve"> PAGEREF _Toc240634293 \h </w:instrText>
             </w:r>
             <w:r>
               <w:rPr>
@@ -1675,7 +1675,7 @@
                 <w:noProof/>
                 <w:webHidden/>
               </w:rPr>
-              <w:t>30</w:t>
+              <w:t>32</w:t>
             </w:r>
             <w:r>
               <w:rPr>
@@ -1700,7 +1700,7 @@
               <w:lang w:eastAsia="es-CO"/>
             </w:rPr>
           </w:pPr>
-          <w:hyperlink w:anchor="_Toc237446354" w:history="1">
+          <w:hyperlink w:anchor="_Toc240634294" w:history="1">
             <w:r>
               <w:rPr>
                 <w:rStyle w:val="Hipervnculo"/>
@@ -1727,7 +1727,7 @@
                 <w:noProof/>
                 <w:webHidden/>
               </w:rPr>
-              <w:instrText xml:space="preserve"> PAGEREF _Toc237446354 \h </w:instrText>
+              <w:instrText xml:space="preserve"> PAGEREF _Toc240634294 \h </w:instrText>
             </w:r>
             <w:r>
               <w:rPr>
@@ -1747,7 +1747,7 @@
                 <w:noProof/>
                 <w:webHidden/>
               </w:rPr>
-              <w:t>30</w:t>
+              <w:t>32</w:t>
             </w:r>
             <w:r>
               <w:rPr>
@@ -1772,7 +1772,7 @@
               <w:lang w:eastAsia="es-CO"/>
             </w:rPr>
           </w:pPr>
-          <w:hyperlink w:anchor="_Toc237446355" w:history="1">
+          <w:hyperlink w:anchor="_Toc240634295" w:history="1">
             <w:r>
               <w:rPr>
                 <w:rStyle w:val="Hipervnculo"/>
@@ -1799,7 +1799,7 @@
                 <w:noProof/>
                 <w:webHidden/>
               </w:rPr>
-              <w:instrText xml:space="preserve"> PAGEREF _Toc237446355 \h </w:instrText>
+              <w:instrText xml:space="preserve"> PAGEREF _Toc240634295 \h </w:instrText>
             </w:r>
             <w:r>
               <w:rPr>
@@ -1819,7 +1819,7 @@
                 <w:noProof/>
                 <w:webHidden/>
               </w:rPr>
-              <w:t>32</w:t>
+              <w:t>34</w:t>
             </w:r>
             <w:r>
               <w:rPr>
@@ -1844,7 +1844,7 @@
               <w:lang w:eastAsia="es-CO"/>
             </w:rPr>
           </w:pPr>
-          <w:hyperlink w:anchor="_Toc237446356" w:history="1">
+          <w:hyperlink w:anchor="_Toc240634296" w:history="1">
             <w:r>
               <w:rPr>
                 <w:rStyle w:val="Hipervnculo"/>
@@ -1871,7 +1871,7 @@
                 <w:noProof/>
                 <w:webHidden/>
               </w:rPr>
-              <w:instrText xml:space="preserve"> PAGEREF _Toc237446356 \h </w:instrText>
+              <w:instrText xml:space="preserve"> PAGEREF _Toc240634296 \h </w:instrText>
             </w:r>
             <w:r>
               <w:rPr>
@@ -1891,7 +1891,7 @@
                 <w:noProof/>
                 <w:webHidden/>
               </w:rPr>
-              <w:t>33</w:t>
+              <w:t>35</w:t>
             </w:r>
             <w:r>
               <w:rPr>
@@ -1916,7 +1916,7 @@
               <w:lang w:eastAsia="es-CO"/>
             </w:rPr>
           </w:pPr>
-          <w:hyperlink w:anchor="_Toc237446357" w:history="1">
+          <w:hyperlink w:anchor="_Toc240634297" w:history="1">
             <w:r>
               <w:rPr>
                 <w:rStyle w:val="Hipervnculo"/>
@@ -1943,7 +1943,7 @@
                 <w:noProof/>
                 <w:webHidden/>
               </w:rPr>
-              <w:instrText xml:space="preserve"> PAGEREF _Toc237446357 \h </w:instrText>
+              <w:instrText xml:space="preserve"> PAGEREF _Toc240634297 \h </w:instrText>
             </w:r>
             <w:r>
               <w:rPr>
@@ -1963,7 +1963,7 @@
                 <w:noProof/>
                 <w:webHidden/>
               </w:rPr>
-              <w:t>36</w:t>
+              <w:t>38</w:t>
             </w:r>
             <w:r>
               <w:rPr>
@@ -1988,7 +1988,7 @@
               <w:lang w:eastAsia="es-CO"/>
             </w:rPr>
           </w:pPr>
-          <w:hyperlink w:anchor="_Toc237446358" w:history="1">
+          <w:hyperlink w:anchor="_Toc240634298" w:history="1">
             <w:r>
               <w:rPr>
                 <w:rStyle w:val="Hipervnculo"/>
@@ -2015,7 +2015,7 @@
                 <w:noProof/>
                 <w:webHidden/>
               </w:rPr>
-              <w:instrText xml:space="preserve"> PAGEREF _Toc237446358 \h </w:instrText>
+              <w:instrText xml:space="preserve"> PAGEREF _Toc240634298 \h </w:instrText>
             </w:r>
             <w:r>
               <w:rPr>
@@ -2035,7 +2035,7 @@
                 <w:noProof/>
                 <w:webHidden/>
               </w:rPr>
-              <w:t>36</w:t>
+              <w:t>38</w:t>
             </w:r>
             <w:r>
               <w:rPr>
@@ -2060,7 +2060,7 @@
               <w:lang w:eastAsia="es-CO"/>
             </w:rPr>
           </w:pPr>
-          <w:hyperlink w:anchor="_Toc237446359" w:history="1">
+          <w:hyperlink w:anchor="_Toc240634299" w:history="1">
             <w:r>
               <w:rPr>
                 <w:rStyle w:val="Hipervnculo"/>
@@ -2087,7 +2087,7 @@
                 <w:noProof/>
                 <w:webHidden/>
               </w:rPr>
-              <w:instrText xml:space="preserve"> PAGEREF _Toc237446359 \h </w:instrText>
+              <w:instrText xml:space="preserve"> PAGEREF _Toc240634299 \h </w:instrText>
             </w:r>
             <w:r>
               <w:rPr>
@@ -2107,7 +2107,7 @@
                 <w:noProof/>
                 <w:webHidden/>
               </w:rPr>
-              <w:t>38</w:t>
+              <w:t>40</w:t>
             </w:r>
             <w:r>
               <w:rPr>
@@ -2132,7 +2132,7 @@
               <w:lang w:eastAsia="es-CO"/>
             </w:rPr>
           </w:pPr>
-          <w:hyperlink w:anchor="_Toc237446360" w:history="1">
+          <w:hyperlink w:anchor="_Toc240634300" w:history="1">
             <w:r>
               <w:rPr>
                 <w:rStyle w:val="Hipervnculo"/>
@@ -2159,7 +2159,7 @@
                 <w:noProof/>
                 <w:webHidden/>
               </w:rPr>
-              <w:instrText xml:space="preserve"> PAGEREF _Toc237446360 \h </w:instrText>
+              <w:instrText xml:space="preserve"> PAGEREF _Toc240634300 \h </w:instrText>
             </w:r>
             <w:r>
               <w:rPr>
@@ -2179,7 +2179,7 @@
                 <w:noProof/>
                 <w:webHidden/>
               </w:rPr>
-              <w:t>39</w:t>
+              <w:t>41</w:t>
             </w:r>
             <w:r>
               <w:rPr>
@@ -2204,7 +2204,7 @@
               <w:lang w:eastAsia="es-CO"/>
             </w:rPr>
           </w:pPr>
-          <w:hyperlink w:anchor="_Toc237446361" w:history="1">
+          <w:hyperlink w:anchor="_Toc240634301" w:history="1">
             <w:r>
               <w:rPr>
                 <w:rStyle w:val="Hipervnculo"/>
@@ -2231,7 +2231,7 @@
                 <w:noProof/>
                 <w:webHidden/>
               </w:rPr>
-              <w:instrText xml:space="preserve"> PAGEREF _Toc237446361 \h </w:instrText>
+              <w:instrText xml:space="preserve"> PAGEREF _Toc240634301 \h </w:instrText>
             </w:r>
             <w:r>
               <w:rPr>
@@ -2251,7 +2251,7 @@
                 <w:noProof/>
                 <w:webHidden/>
               </w:rPr>
-              <w:t>40</w:t>
+              <w:t>42</w:t>
             </w:r>
             <w:r>
               <w:rPr>
@@ -2276,7 +2276,7 @@
               <w:lang w:eastAsia="es-CO"/>
             </w:rPr>
           </w:pPr>
-          <w:hyperlink w:anchor="_Toc237446362" w:history="1">
+          <w:hyperlink w:anchor="_Toc240634302" w:history="1">
             <w:r>
               <w:rPr>
                 <w:rStyle w:val="Hipervnculo"/>
@@ -2303,7 +2303,7 @@
                 <w:noProof/>
                 <w:webHidden/>
               </w:rPr>
-              <w:instrText xml:space="preserve"> PAGEREF _Toc237446362 \h </w:instrText>
+              <w:instrText xml:space="preserve"> PAGEREF _Toc240634302 \h </w:instrText>
             </w:r>
             <w:r>
               <w:rPr>
@@ -2323,7 +2323,7 @@
                 <w:noProof/>
                 <w:webHidden/>
               </w:rPr>
-              <w:t>42</w:t>
+              <w:t>44</w:t>
             </w:r>
             <w:r>
               <w:rPr>
@@ -2348,7 +2348,7 @@
               <w:lang w:eastAsia="es-CO"/>
             </w:rPr>
           </w:pPr>
-          <w:hyperlink w:anchor="_Toc237446363" w:history="1">
+          <w:hyperlink w:anchor="_Toc240634303" w:history="1">
             <w:r>
               <w:rPr>
                 <w:rStyle w:val="Hipervnculo"/>
@@ -2375,7 +2375,7 @@
                 <w:noProof/>
                 <w:webHidden/>
               </w:rPr>
-              <w:instrText xml:space="preserve"> PAGEREF _Toc237446363 \h </w:instrText>
+              <w:instrText xml:space="preserve"> PAGEREF _Toc240634303 \h </w:instrText>
             </w:r>
             <w:r>
               <w:rPr>
@@ -2395,7 +2395,7 @@
                 <w:noProof/>
                 <w:webHidden/>
               </w:rPr>
-              <w:t>43</w:t>
+              <w:t>45</w:t>
             </w:r>
             <w:r>
               <w:rPr>
@@ -2420,7 +2420,7 @@
               <w:lang w:eastAsia="es-CO"/>
             </w:rPr>
           </w:pPr>
-          <w:hyperlink w:anchor="_Toc237446364" w:history="1">
+          <w:hyperlink w:anchor="_Toc240634304" w:history="1">
             <w:r>
               <w:rPr>
                 <w:rStyle w:val="Hipervnculo"/>
@@ -2447,7 +2447,7 @@
                 <w:noProof/>
                 <w:webHidden/>
               </w:rPr>
-              <w:instrText xml:space="preserve"> PAGEREF _Toc237446364 \h </w:instrText>
+              <w:instrText xml:space="preserve"> PAGEREF _Toc240634304 \h </w:instrText>
             </w:r>
             <w:r>
               <w:rPr>
@@ -2467,7 +2467,7 @@
                 <w:noProof/>
                 <w:webHidden/>
               </w:rPr>
-              <w:t>46</w:t>
+              <w:t>48</w:t>
             </w:r>
             <w:r>
               <w:rPr>
@@ -2492,7 +2492,7 @@
               <w:lang w:eastAsia="es-CO"/>
             </w:rPr>
           </w:pPr>
-          <w:hyperlink w:anchor="_Toc237446365" w:history="1">
+          <w:hyperlink w:anchor="_Toc240634305" w:history="1">
             <w:r>
               <w:rPr>
                 <w:rStyle w:val="Hipervnculo"/>
@@ -2519,7 +2519,7 @@
                 <w:noProof/>
                 <w:webHidden/>
               </w:rPr>
-              <w:instrText xml:space="preserve"> PAGEREF _Toc237446365 \h </w:instrText>
+              <w:instrText xml:space="preserve"> PAGEREF _Toc240634305 \h </w:instrText>
             </w:r>
             <w:r>
               <w:rPr>
@@ -2539,7 +2539,7 @@
                 <w:noProof/>
                 <w:webHidden/>
               </w:rPr>
-              <w:t>46</w:t>
+              <w:t>48</w:t>
             </w:r>
             <w:r>
               <w:rPr>
@@ -2564,7 +2564,7 @@
               <w:lang w:eastAsia="es-CO"/>
             </w:rPr>
           </w:pPr>
-          <w:hyperlink w:anchor="_Toc237446366" w:history="1">
+          <w:hyperlink w:anchor="_Toc240634306" w:history="1">
             <w:r>
               <w:rPr>
                 <w:rStyle w:val="Hipervnculo"/>
@@ -2591,7 +2591,7 @@
                 <w:noProof/>
                 <w:webHidden/>
               </w:rPr>
-              <w:instrText xml:space="preserve"> PAGEREF _Toc237446366 \h </w:instrText>
+              <w:instrText xml:space="preserve"> PAGEREF _Toc240634306 \h </w:instrText>
             </w:r>
             <w:r>
               <w:rPr>
@@ -2611,7 +2611,7 @@
                 <w:noProof/>
                 <w:webHidden/>
               </w:rPr>
-              <w:t>49</w:t>
+              <w:t>51</w:t>
             </w:r>
             <w:r>
               <w:rPr>
@@ -2636,7 +2636,7 @@
               <w:lang w:eastAsia="es-CO"/>
             </w:rPr>
           </w:pPr>
-          <w:hyperlink w:anchor="_Toc237446367" w:history="1">
+          <w:hyperlink w:anchor="_Toc240634307" w:history="1">
             <w:r>
               <w:rPr>
                 <w:rStyle w:val="Hipervnculo"/>
@@ -2663,7 +2663,7 @@
                 <w:noProof/>
                 <w:webHidden/>
               </w:rPr>
-              <w:instrText xml:space="preserve"> PAGEREF _Toc237446367 \h </w:instrText>
+              <w:instrText xml:space="preserve"> PAGEREF _Toc240634307 \h </w:instrText>
             </w:r>
             <w:r>
               <w:rPr>
@@ -2683,7 +2683,7 @@
                 <w:noProof/>
                 <w:webHidden/>
               </w:rPr>
-              <w:t>52</w:t>
+              <w:t>54</w:t>
             </w:r>
             <w:r>
               <w:rPr>
@@ -2708,7 +2708,7 @@
               <w:lang w:eastAsia="es-CO"/>
             </w:rPr>
           </w:pPr>
-          <w:hyperlink w:anchor="_Toc237446368" w:history="1">
+          <w:hyperlink w:anchor="_Toc240634308" w:history="1">
             <w:r>
               <w:rPr>
                 <w:rStyle w:val="Hipervnculo"/>
@@ -2735,7 +2735,7 @@
                 <w:noProof/>
                 <w:webHidden/>
               </w:rPr>
-              <w:instrText xml:space="preserve"> PAGEREF _Toc237446368 \h </w:instrText>
+              <w:instrText xml:space="preserve"> PAGEREF _Toc240634308 \h </w:instrText>
             </w:r>
             <w:r>
               <w:rPr>
@@ -2755,7 +2755,7 @@
                 <w:noProof/>
                 <w:webHidden/>
               </w:rPr>
-              <w:t>54</w:t>
+              <w:t>56</w:t>
             </w:r>
             <w:r>
               <w:rPr>
@@ -2780,7 +2780,7 @@
               <w:lang w:eastAsia="es-CO"/>
             </w:rPr>
           </w:pPr>
-          <w:hyperlink w:anchor="_Toc237446369" w:history="1">
+          <w:hyperlink w:anchor="_Toc240634309" w:history="1">
             <w:r>
               <w:rPr>
                 <w:rStyle w:val="Hipervnculo"/>
@@ -2807,7 +2807,7 @@
                 <w:noProof/>
                 <w:webHidden/>
               </w:rPr>
-              <w:instrText xml:space="preserve"> PAGEREF _Toc237446369 \h </w:instrText>
+              <w:instrText xml:space="preserve"> PAGEREF _Toc240634309 \h </w:instrText>
             </w:r>
             <w:r>
               <w:rPr>
@@ -2827,7 +2827,7 @@
                 <w:noProof/>
                 <w:webHidden/>
               </w:rPr>
-              <w:t>56</w:t>
+              <w:t>58</w:t>
             </w:r>
             <w:r>
               <w:rPr>
@@ -2852,7 +2852,7 @@
               <w:lang w:eastAsia="es-CO"/>
             </w:rPr>
           </w:pPr>
-          <w:hyperlink w:anchor="_Toc237446370" w:history="1">
+          <w:hyperlink w:anchor="_Toc240634310" w:history="1">
             <w:r>
               <w:rPr>
                 <w:rStyle w:val="Hipervnculo"/>
@@ -2879,7 +2879,7 @@
                 <w:noProof/>
                 <w:webHidden/>
               </w:rPr>
-              <w:instrText xml:space="preserve"> PAGEREF _Toc237446370 \h </w:instrText>
+              <w:instrText xml:space="preserve"> PAGEREF _Toc240634310 \h </w:instrText>
             </w:r>
             <w:r>
               <w:rPr>
@@ -2899,7 +2899,7 @@
                 <w:noProof/>
                 <w:webHidden/>
               </w:rPr>
-              <w:t>59</w:t>
+              <w:t>61</w:t>
             </w:r>
             <w:r>
               <w:rPr>
@@ -2924,7 +2924,7 @@
               <w:lang w:eastAsia="es-CO"/>
             </w:rPr>
           </w:pPr>
-          <w:hyperlink w:anchor="_Toc237446371" w:history="1">
+          <w:hyperlink w:anchor="_Toc240634311" w:history="1">
             <w:r>
               <w:rPr>
                 <w:rStyle w:val="Hipervnculo"/>
@@ -2951,7 +2951,7 @@
                 <w:noProof/>
                 <w:webHidden/>
               </w:rPr>
-              <w:instrText xml:space="preserve"> PAGEREF _Toc237446371 \h </w:instrText>
+              <w:instrText xml:space="preserve"> PAGEREF _Toc240634311 \h </w:instrText>
             </w:r>
             <w:r>
               <w:rPr>
@@ -2971,7 +2971,7 @@
                 <w:noProof/>
                 <w:webHidden/>
               </w:rPr>
-              <w:t>63</w:t>
+              <w:t>67</w:t>
             </w:r>
             <w:r>
               <w:rPr>
@@ -2996,7 +2996,7 @@
               <w:lang w:eastAsia="es-CO"/>
             </w:rPr>
           </w:pPr>
-          <w:hyperlink w:anchor="_Toc237446372" w:history="1">
+          <w:hyperlink w:anchor="_Toc240634312" w:history="1">
             <w:r>
               <w:rPr>
                 <w:rStyle w:val="Hipervnculo"/>
@@ -3023,7 +3023,7 @@
                 <w:noProof/>
                 <w:webHidden/>
               </w:rPr>
-              <w:instrText xml:space="preserve"> PAGEREF _Toc237446372 \h </w:instrText>
+              <w:instrText xml:space="preserve"> PAGEREF _Toc240634312 \h </w:instrText>
             </w:r>
             <w:r>
               <w:rPr>
@@ -3043,7 +3043,7 @@
                 <w:noProof/>
                 <w:webHidden/>
               </w:rPr>
-              <w:t>65</w:t>
+              <w:t>69</w:t>
             </w:r>
             <w:r>
               <w:rPr>
@@ -3068,7 +3068,7 @@
               <w:lang w:eastAsia="es-CO"/>
             </w:rPr>
           </w:pPr>
-          <w:hyperlink w:anchor="_Toc237446373" w:history="1">
+          <w:hyperlink w:anchor="_Toc240634313" w:history="1">
             <w:r>
               <w:rPr>
                 <w:rStyle w:val="Hipervnculo"/>
@@ -3095,7 +3095,7 @@
                 <w:noProof/>
                 <w:webHidden/>
               </w:rPr>
-              <w:instrText xml:space="preserve"> PAGEREF _Toc237446373 \h </w:instrText>
+              <w:instrText xml:space="preserve"> PAGEREF _Toc240634313 \h </w:instrText>
             </w:r>
             <w:r>
               <w:rPr>
@@ -3115,7 +3115,7 @@
                 <w:noProof/>
                 <w:webHidden/>
               </w:rPr>
-              <w:t>67</w:t>
+              <w:t>71</w:t>
             </w:r>
             <w:r>
               <w:rPr>
@@ -3140,7 +3140,7 @@
               <w:lang w:eastAsia="es-CO"/>
             </w:rPr>
           </w:pPr>
-          <w:hyperlink w:anchor="_Toc237446374" w:history="1">
+          <w:hyperlink w:anchor="_Toc240634314" w:history="1">
             <w:r>
               <w:rPr>
                 <w:rStyle w:val="Hipervnculo"/>
@@ -3167,7 +3167,7 @@
                 <w:noProof/>
                 <w:webHidden/>
               </w:rPr>
-              <w:instrText xml:space="preserve"> PAGEREF _Toc237446374 \h </w:instrText>
+              <w:instrText xml:space="preserve"> PAGEREF _Toc240634314 \h </w:instrText>
             </w:r>
             <w:r>
               <w:rPr>
@@ -3187,7 +3187,7 @@
                 <w:noProof/>
                 <w:webHidden/>
               </w:rPr>
-              <w:t>69</w:t>
+              <w:t>73</w:t>
             </w:r>
             <w:r>
               <w:rPr>
@@ -3215,7 +3215,7 @@
       <w:pPr>
         <w:pStyle w:val="Titulosgenerales"/>
       </w:pPr>
-      <w:bookmarkStart w:id="0" w:name="_Toc237446339"/>
+      <w:bookmarkStart w:id="0" w:name="_Toc240634279"/>
       <w:r>
         <w:lastRenderedPageBreak/>
         <w:t>Introducción</w:t>
@@ -3282,7 +3282,7 @@
       <w:pPr>
         <w:pStyle w:val="Ttulo1"/>
       </w:pPr>
-      <w:bookmarkStart w:id="1" w:name="_Toc237446340"/>
+      <w:bookmarkStart w:id="1" w:name="_Toc240634280"/>
       <w:r>
         <w:lastRenderedPageBreak/>
         <w:t>Productos y requerimientos de exhibición</w:t>
@@ -3308,7 +3308,7 @@
       <w:pPr>
         <w:pStyle w:val="Ttulo2"/>
       </w:pPr>
-      <w:bookmarkStart w:id="2" w:name="_Toc237446341"/>
+      <w:bookmarkStart w:id="2" w:name="_Toc240634281"/>
       <w:r>
         <w:t>Concepto</w:t>
       </w:r>
@@ -3368,7 +3368,7 @@
       <w:pPr>
         <w:pStyle w:val="Ttulo2"/>
       </w:pPr>
-      <w:bookmarkStart w:id="3" w:name="_Toc237446342"/>
+      <w:bookmarkStart w:id="3" w:name="_Toc240634282"/>
       <w:r>
         <w:t>Categorías y clasificación de productos</w:t>
       </w:r>
@@ -3600,7 +3600,7 @@
       <w:pPr>
         <w:pStyle w:val="Ttulo2"/>
       </w:pPr>
-      <w:bookmarkStart w:id="4" w:name="_Toc237446343"/>
+      <w:bookmarkStart w:id="4" w:name="_Toc240634283"/>
       <w:r>
         <w:lastRenderedPageBreak/>
         <w:t>Requerimientos de exhibición</w:t>
@@ -3621,18 +3621,18 @@
       </w:r>
     </w:p>
     <w:p>
-      <w:r>
-        <w:t xml:space="preserve"> </w:t>
-      </w:r>
+      <w:pPr>
+        <w:jc w:val="center"/>
+      </w:pPr>
       <w:r>
         <w:rPr>
           <w:noProof/>
         </w:rPr>
         <w:drawing>
-          <wp:inline distT="0" distB="0" distL="0" distR="0" wp14:anchorId="0CCB7A8C" wp14:editId="126531E1">
-            <wp:extent cx="5400000" cy="2991600"/>
-            <wp:effectExtent l="0" t="0" r="0" b="0"/>
-            <wp:docPr id="281846034" name="Imagen 1" descr="La figura 1 presenta una infografía interactiva sobre los requerimientos de exhibición en comercio electrónico. La información se organiza en cuatro componentes: información comercial, recursos visuales, organización del catálogo y coherencia de la exhibición. Cada elemento contribuye a estructurar la oferta mediante información clara sobre los productos, recursos gráficos pertinentes, una clasificación organizada del catálogo y una presentación coherente con las características del producto y los objetivos comerciales, favoreciendo la comprensión de la oferta y la experiencia de navegación."/>
+          <wp:inline distT="0" distB="0" distL="0" distR="0" wp14:anchorId="34744988" wp14:editId="59FE30B1">
+            <wp:extent cx="4680000" cy="2322635"/>
+            <wp:effectExtent l="0" t="0" r="6350" b="1905"/>
+            <wp:docPr id="642443851" name="Gráfico 4" descr="La figura 1 presenta una infografía interactiva sobre los requerimientos de exhibición en comercio electrónico. La información se organiza en cuatro componentes: información comercial, recursos visuales, organización del catálogo y coherencia de la exhibición. Cada elemento contribuye a estructurar la oferta mediante información clara sobre los productos, recursos gráficos pertinentes, una clasificación organizada del catálogo y una presentación coherente con las características del producto y los objetivos comerciales, favoreciendo la comprensión de la oferta y la experiencia de navegación."/>
             <wp:cNvGraphicFramePr>
               <a:graphicFrameLocks xmlns:a="http://schemas.openxmlformats.org/drawingml/2006/main" noChangeAspect="1"/>
             </wp:cNvGraphicFramePr>
@@ -3640,11 +3640,17 @@
               <a:graphicData uri="http://schemas.openxmlformats.org/drawingml/2006/picture">
                 <pic:pic xmlns:pic="http://schemas.openxmlformats.org/drawingml/2006/picture">
                   <pic:nvPicPr>
-                    <pic:cNvPr id="281846034" name="Imagen 1" descr="La figura 1 presenta una infografía interactiva sobre los requerimientos de exhibición en comercio electrónico. La información se organiza en cuatro componentes: información comercial, recursos visuales, organización del catálogo y coherencia de la exhibición. Cada elemento contribuye a estructurar la oferta mediante información clara sobre los productos, recursos gráficos pertinentes, una clasificación organizada del catálogo y una presentación coherente con las características del producto y los objetivos comerciales, favoreciendo la comprensión de la oferta y la experiencia de navegación."/>
+                    <pic:cNvPr id="642443851" name="Gráfico 4" descr="La figura 1 presenta una infografía interactiva sobre los requerimientos de exhibición en comercio electrónico. La información se organiza en cuatro componentes: información comercial, recursos visuales, organización del catálogo y coherencia de la exhibición. Cada elemento contribuye a estructurar la oferta mediante información clara sobre los productos, recursos gráficos pertinentes, una clasificación organizada del catálogo y una presentación coherente con las características del producto y los objetivos comerciales, favoreciendo la comprensión de la oferta y la experiencia de navegación."/>
                     <pic:cNvPicPr/>
                   </pic:nvPicPr>
                   <pic:blipFill>
-                    <a:blip r:embed="rId13"/>
+                    <a:blip r:embed="rId13">
+                      <a:extLst>
+                        <a:ext uri="{96DAC541-7B7A-43D3-8B79-37D633B846F1}">
+                          <asvg:svgBlip xmlns:asvg="http://schemas.microsoft.com/office/drawing/2016/SVG/main" r:embed="rId14"/>
+                        </a:ext>
+                      </a:extLst>
+                    </a:blip>
                     <a:stretch>
                       <a:fillRect/>
                     </a:stretch>
@@ -3652,7 +3658,7 @@
                   <pic:spPr>
                     <a:xfrm>
                       <a:off x="0" y="0"/>
-                      <a:ext cx="5400000" cy="2991600"/>
+                      <a:ext cx="4680000" cy="2322635"/>
                     </a:xfrm>
                     <a:prstGeom prst="rect">
                       <a:avLst/>
@@ -3672,11 +3678,11 @@
     </w:p>
     <w:p>
       <w:r>
-        <w:t xml:space="preserve">Los productos constituyen el punto de partida para planificar la exhibición dentro del comercio electrónico, ya que sus características determinan la forma en que serán </w:t>
+        <w:t xml:space="preserve">Los productos constituyen el punto de partida para planificar la exhibición dentro del comercio electrónico, ya que sus características determinan la forma en que serán organizados, clasificados y presentados en los diferentes canales digitales. Una adecuada definición de categorías y requerimientos de exhibición favorece la </w:t>
       </w:r>
       <w:r>
         <w:lastRenderedPageBreak/>
-        <w:t>organizados, clasificados y presentados en los diferentes canales digitales. Una adecuada definición de categorías y requerimientos de exhibición favorece la construcción de catálogos más claros, facilita la navegación de los usuarios y fortalece la comunicación comercial de la organización.</w:t>
+        <w:t>construcción de catálogos más claros, facilita la navegación de los usuarios y fortalece la comunicación comercial de la organización.</w:t>
       </w:r>
     </w:p>
     <w:p>
@@ -3717,7 +3723,7 @@
       <w:pPr>
         <w:pStyle w:val="Ttulo1"/>
       </w:pPr>
-      <w:bookmarkStart w:id="5" w:name="_Toc237446344"/>
+      <w:bookmarkStart w:id="5" w:name="_Toc240634284"/>
       <w:r>
         <w:lastRenderedPageBreak/>
         <w:t>Canales de comercio electrónico</w:t>
@@ -3738,7 +3744,7 @@
       <w:pPr>
         <w:pStyle w:val="Ttulo2"/>
       </w:pPr>
-      <w:bookmarkStart w:id="6" w:name="_Toc237446345"/>
+      <w:bookmarkStart w:id="6" w:name="_Toc240634285"/>
       <w:r>
         <w:t>Concepto</w:t>
       </w:r>
@@ -3753,7 +3759,7 @@
       <w:pPr>
         <w:pStyle w:val="Ttulo2"/>
       </w:pPr>
-      <w:bookmarkStart w:id="7" w:name="_Toc237446346"/>
+      <w:bookmarkStart w:id="7" w:name="_Toc240634286"/>
       <w:r>
         <w:lastRenderedPageBreak/>
         <w:t>Tipos de canales</w:t>
@@ -3880,7 +3886,7 @@
       <w:r>
         <w:t xml:space="preserve">: </w:t>
       </w:r>
-      <w:hyperlink r:id="rId14" w:history="1">
+      <w:hyperlink r:id="rId15" w:history="1">
         <w:r>
           <w:rPr>
             <w:rStyle w:val="Hipervnculo"/>
@@ -4151,7 +4157,7 @@
       <w:pPr>
         <w:pStyle w:val="Ttulo2"/>
       </w:pPr>
-      <w:bookmarkStart w:id="8" w:name="_Toc237446347"/>
+      <w:bookmarkStart w:id="8" w:name="_Toc240634287"/>
       <w:r>
         <w:t>Criterios para la selección del canal</w:t>
       </w:r>
@@ -4296,7 +4302,6 @@
               <w:spacing w:line="360" w:lineRule="auto"/>
             </w:pPr>
             <w:r>
-              <w:lastRenderedPageBreak/>
               <w:t>Interacción y la experiencia del usuario dentro del canal</w:t>
             </w:r>
           </w:p>
@@ -4392,7 +4397,14 @@
                 <w:bCs/>
               </w:rPr>
               <w:lastRenderedPageBreak/>
-              <w:t>Transcripción del pódcast. Sintonía Contable: El lenguaje de los negocios</w:t>
+              <w:t xml:space="preserve">Transcripción del pódcast. </w:t>
+            </w:r>
+            <w:r>
+              <w:rPr>
+                <w:b/>
+                <w:bCs/>
+              </w:rPr>
+              <w:t>Gestión estratégica de canales</w:t>
             </w:r>
           </w:p>
         </w:tc>
@@ -4408,31 +4420,419 @@
                 <w:b/>
                 <w:bCs/>
               </w:rPr>
-              <w:t>Hombre:</w:t>
-            </w:r>
-            <w:r>
+              <w:t>Persona 1 (m</w:t>
+            </w:r>
+            <w:r>
+              <w:rPr>
+                <w:b/>
+                <w:bCs/>
+              </w:rPr>
+              <w:t>ujer</w:t>
+            </w:r>
+            <w:r>
+              <w:rPr>
+                <w:b/>
+                <w:bCs/>
+              </w:rPr>
+              <w:t>)</w:t>
+            </w:r>
+            <w:r>
+              <w:rPr>
+                <w:b/>
+                <w:bCs/>
+              </w:rPr>
+              <w:t>:</w:t>
+            </w:r>
+            <w:r>
+              <w:rPr>
+                <w:b/>
+                <w:bCs/>
+              </w:rPr>
               <w:t xml:space="preserve"> </w:t>
+            </w:r>
+            <w:r>
+              <w:t>Es un error muy común pensar que vender en internet es simplemente abrir una cuenta en cualquier plataforma y subir fotos de los productos.</w:t>
             </w:r>
           </w:p>
           <w:p>
-            <w:pPr>
+            <w:r>
               <w:rPr>
                 <w:b/>
                 <w:bCs/>
               </w:rPr>
-            </w:pPr>
+              <w:t>Persona 2 (h</w:t>
+            </w:r>
             <w:r>
               <w:rPr>
                 <w:b/>
                 <w:bCs/>
               </w:rPr>
-              <w:t>Mujer:</w:t>
-            </w:r>
-            <w:r>
+              <w:t>ombre</w:t>
+            </w:r>
+            <w:r>
+              <w:rPr>
+                <w:b/>
+                <w:bCs/>
+              </w:rPr>
+              <w:t>)</w:t>
+            </w:r>
+            <w:r>
+              <w:rPr>
+                <w:b/>
+                <w:bCs/>
+              </w:rPr>
+              <w:t>:</w:t>
+            </w:r>
+            <w:r>
+              <w:rPr>
+                <w:b/>
+                <w:bCs/>
+              </w:rPr>
               <w:t xml:space="preserve"> </w:t>
             </w:r>
+            <w:r>
+              <w:t>Pero en el comercio electrónico, escoger un canal no es cualquier decisión. En realidad, define cómo se muestra el producto, qué información encuentra el cliente y hasta qué punto la empresa puede controlar esa experiencia.</w:t>
+            </w:r>
           </w:p>
-          <w:p/>
+          <w:p>
+            <w:r>
+              <w:rPr>
+                <w:b/>
+                <w:bCs/>
+              </w:rPr>
+              <w:t>Persona 1 (m</w:t>
+            </w:r>
+            <w:r>
+              <w:rPr>
+                <w:b/>
+                <w:bCs/>
+              </w:rPr>
+              <w:t>ujer</w:t>
+            </w:r>
+            <w:r>
+              <w:rPr>
+                <w:b/>
+                <w:bCs/>
+              </w:rPr>
+              <w:t>)</w:t>
+            </w:r>
+            <w:r>
+              <w:rPr>
+                <w:b/>
+                <w:bCs/>
+              </w:rPr>
+              <w:t>:</w:t>
+            </w:r>
+            <w:r>
+              <w:rPr>
+                <w:b/>
+                <w:bCs/>
+              </w:rPr>
+              <w:t xml:space="preserve"> </w:t>
+            </w:r>
+            <w:r>
+              <w:t xml:space="preserve">Y esa elección tiene consecuencias. Una tienda propia, un entorno de redes sociales o un </w:t>
+            </w:r>
+            <w:r>
+              <w:rPr>
+                <w:rStyle w:val="Extranjerismo"/>
+              </w:rPr>
+              <w:t>marketplace</w:t>
+            </w:r>
+            <w:r>
+              <w:t xml:space="preserve"> cambian la forma de vender y también la manera en que el cliente encuentra e interpreta la oferta.</w:t>
+            </w:r>
+          </w:p>
+          <w:p>
+            <w:r>
+              <w:rPr>
+                <w:b/>
+                <w:bCs/>
+              </w:rPr>
+              <w:t>Persona 2 (h</w:t>
+            </w:r>
+            <w:r>
+              <w:rPr>
+                <w:b/>
+                <w:bCs/>
+              </w:rPr>
+              <w:t>ombre</w:t>
+            </w:r>
+            <w:r>
+              <w:rPr>
+                <w:b/>
+                <w:bCs/>
+              </w:rPr>
+              <w:t>)</w:t>
+            </w:r>
+            <w:r>
+              <w:rPr>
+                <w:b/>
+                <w:bCs/>
+              </w:rPr>
+              <w:t>:</w:t>
+            </w:r>
+            <w:r>
+              <w:rPr>
+                <w:b/>
+                <w:bCs/>
+              </w:rPr>
+              <w:t xml:space="preserve"> </w:t>
+            </w:r>
+            <w:r>
+              <w:t>Por eso, el canal es una variable estratégica. El mercadeo visual pasa de ser un tema meramente estético a operar como un instrumento real de posicionamiento y persuasión.</w:t>
+            </w:r>
+          </w:p>
+          <w:p>
+            <w:r>
+              <w:rPr>
+                <w:b/>
+                <w:bCs/>
+              </w:rPr>
+              <w:t>Persona 1 (m</w:t>
+            </w:r>
+            <w:r>
+              <w:rPr>
+                <w:b/>
+                <w:bCs/>
+              </w:rPr>
+              <w:t>ujer</w:t>
+            </w:r>
+            <w:r>
+              <w:rPr>
+                <w:b/>
+                <w:bCs/>
+              </w:rPr>
+              <w:t>)</w:t>
+            </w:r>
+            <w:r>
+              <w:rPr>
+                <w:b/>
+                <w:bCs/>
+              </w:rPr>
+              <w:t>:</w:t>
+            </w:r>
+            <w:r>
+              <w:rPr>
+                <w:b/>
+                <w:bCs/>
+              </w:rPr>
+              <w:t xml:space="preserve"> </w:t>
+            </w:r>
+            <w:r>
+              <w:t xml:space="preserve">La clave está en cruzar el tipo de artículo con el control que la empresa necesita. Si hablamos de un producto de alta rotación, un </w:t>
+            </w:r>
+            <w:r>
+              <w:rPr>
+                <w:rStyle w:val="Extranjerismo"/>
+              </w:rPr>
+              <w:t>marketplace</w:t>
+            </w:r>
+            <w:r>
+              <w:t xml:space="preserve"> puede ser una buena opción por su exposición masiva y la facilidad para comparar opciones.</w:t>
+            </w:r>
+          </w:p>
+          <w:p>
+            <w:r>
+              <w:rPr>
+                <w:b/>
+                <w:bCs/>
+              </w:rPr>
+              <w:t>Persona 2 (h</w:t>
+            </w:r>
+            <w:r>
+              <w:rPr>
+                <w:b/>
+                <w:bCs/>
+              </w:rPr>
+              <w:t>ombre</w:t>
+            </w:r>
+            <w:r>
+              <w:rPr>
+                <w:b/>
+                <w:bCs/>
+              </w:rPr>
+              <w:t>)</w:t>
+            </w:r>
+            <w:r>
+              <w:rPr>
+                <w:b/>
+                <w:bCs/>
+              </w:rPr>
+              <w:t>:</w:t>
+            </w:r>
+            <w:r>
+              <w:rPr>
+                <w:b/>
+                <w:bCs/>
+              </w:rPr>
+              <w:t xml:space="preserve"> </w:t>
+            </w:r>
+            <w:r>
+              <w:t>Pero si la oferta requiere ambientación, diferenciación visual o construir una marca fuerte, lo mejor es trabajar con una tienda propia o con redes sociales que permiten mayor control sobre la exhibición.</w:t>
+            </w:r>
+          </w:p>
+          <w:p>
+            <w:r>
+              <w:rPr>
+                <w:b/>
+                <w:bCs/>
+              </w:rPr>
+              <w:lastRenderedPageBreak/>
+              <w:t>Persona 1 (m</w:t>
+            </w:r>
+            <w:r>
+              <w:rPr>
+                <w:b/>
+                <w:bCs/>
+              </w:rPr>
+              <w:t>ujer</w:t>
+            </w:r>
+            <w:r>
+              <w:rPr>
+                <w:b/>
+                <w:bCs/>
+              </w:rPr>
+              <w:t>)</w:t>
+            </w:r>
+            <w:r>
+              <w:rPr>
+                <w:b/>
+                <w:bCs/>
+              </w:rPr>
+              <w:t>:</w:t>
+            </w:r>
+            <w:r>
+              <w:rPr>
+                <w:b/>
+                <w:bCs/>
+              </w:rPr>
+              <w:t xml:space="preserve"> </w:t>
+            </w:r>
+            <w:r>
+              <w:t xml:space="preserve">Elegir un canal equivale también a elegir cómo se va a representar comercialmente el producto. Cada espacio tiene sus propias reglas sobre las imágenes, la organización del catálogo y la forma de presentar la información comercial. </w:t>
+            </w:r>
+          </w:p>
+          <w:p>
+            <w:r>
+              <w:rPr>
+                <w:b/>
+                <w:bCs/>
+              </w:rPr>
+              <w:t>Persona 2 (h</w:t>
+            </w:r>
+            <w:r>
+              <w:rPr>
+                <w:b/>
+                <w:bCs/>
+              </w:rPr>
+              <w:t>ombre</w:t>
+            </w:r>
+            <w:r>
+              <w:rPr>
+                <w:b/>
+                <w:bCs/>
+              </w:rPr>
+              <w:t>)</w:t>
+            </w:r>
+            <w:r>
+              <w:rPr>
+                <w:b/>
+                <w:bCs/>
+              </w:rPr>
+              <w:t>:</w:t>
+            </w:r>
+            <w:r>
+              <w:rPr>
+                <w:b/>
+                <w:bCs/>
+              </w:rPr>
+              <w:t xml:space="preserve"> </w:t>
+            </w:r>
+            <w:r>
+              <w:t>Y por esa misma razón es fundamental que los canales estén integrados. Si el usuario encuentra mensajes, formatos visuales o promesas diferentes entre un canal y otro, la experiencia pierde coherencia y también puede fracturarse la confianza.</w:t>
+            </w:r>
+          </w:p>
+          <w:p>
+            <w:r>
+              <w:rPr>
+                <w:b/>
+                <w:bCs/>
+              </w:rPr>
+              <w:t>Persona 1 (m</w:t>
+            </w:r>
+            <w:r>
+              <w:rPr>
+                <w:b/>
+                <w:bCs/>
+              </w:rPr>
+              <w:t>ujer</w:t>
+            </w:r>
+            <w:r>
+              <w:rPr>
+                <w:b/>
+                <w:bCs/>
+              </w:rPr>
+              <w:t>)</w:t>
+            </w:r>
+            <w:r>
+              <w:rPr>
+                <w:b/>
+                <w:bCs/>
+              </w:rPr>
+              <w:t>:</w:t>
+            </w:r>
+            <w:r>
+              <w:rPr>
+                <w:b/>
+                <w:bCs/>
+              </w:rPr>
+              <w:t xml:space="preserve"> </w:t>
+            </w:r>
+            <w:r>
+              <w:t>Es que un canal no se elige solamente pensando en cuántas ventas puede generar. Es importante revisar cómo ayuda a presentar el producto, construir confianza y mantener una experiencia coherente para el usuario.</w:t>
+            </w:r>
+          </w:p>
+          <w:p>
+            <w:r>
+              <w:rPr>
+                <w:b/>
+                <w:bCs/>
+              </w:rPr>
+              <w:t>Persona 2 (h</w:t>
+            </w:r>
+            <w:r>
+              <w:rPr>
+                <w:b/>
+                <w:bCs/>
+              </w:rPr>
+              <w:t>ombre</w:t>
+            </w:r>
+            <w:r>
+              <w:rPr>
+                <w:b/>
+                <w:bCs/>
+              </w:rPr>
+              <w:t>)</w:t>
+            </w:r>
+            <w:r>
+              <w:rPr>
+                <w:b/>
+                <w:bCs/>
+              </w:rPr>
+              <w:t>:</w:t>
+            </w:r>
+            <w:r>
+              <w:rPr>
+                <w:b/>
+                <w:bCs/>
+              </w:rPr>
+              <w:t xml:space="preserve"> </w:t>
+            </w:r>
+            <w:r>
+              <w:t>El verdadero poder del mercadeo visual está en lograr que el producto, el cliente y la marca hablen un mismo idioma, convirtiendo la exhibición en el gran motor de las ventas.</w:t>
+            </w:r>
+          </w:p>
         </w:tc>
       </w:tr>
     </w:tbl>
@@ -4443,6 +4843,7 @@
     </w:p>
     <w:p>
       <w:r>
+        <w:lastRenderedPageBreak/>
         <w:t xml:space="preserve">Comprender las particularidades de cada canal permite tomar decisiones más acertadas sobre la forma de organizar los contenidos y presentar los productos. Estos fundamentos servirán de base para abordar, en el siguiente capítulo, las estrategias de </w:t>
       </w:r>
       <w:r>
@@ -4482,7 +4883,7 @@
       <w:pPr>
         <w:pStyle w:val="Ttulo1"/>
       </w:pPr>
-      <w:bookmarkStart w:id="9" w:name="_Toc237446348"/>
+      <w:bookmarkStart w:id="9" w:name="_Toc240634288"/>
       <w:r>
         <w:rPr>
           <w:rStyle w:val="Extranjerismo"/>
@@ -4552,7 +4953,7 @@
       <w:pPr>
         <w:pStyle w:val="Ttulo2"/>
       </w:pPr>
-      <w:bookmarkStart w:id="10" w:name="_Toc237446349"/>
+      <w:bookmarkStart w:id="10" w:name="_Toc240634289"/>
       <w:r>
         <w:t xml:space="preserve">Concepto y estrategias </w:t>
       </w:r>
@@ -5177,7 +5578,7 @@
       </w:r>
     </w:p>
     <w:p>
-      <w:hyperlink r:id="rId15" w:history="1">
+      <w:hyperlink r:id="rId16" w:history="1">
         <w:r>
           <w:rPr>
             <w:rStyle w:val="Hipervnculo"/>
@@ -5222,7 +5623,7 @@
       <w:pPr>
         <w:pStyle w:val="Ttulo2"/>
       </w:pPr>
-      <w:bookmarkStart w:id="11" w:name="_Toc237446350"/>
+      <w:bookmarkStart w:id="11" w:name="_Toc240634290"/>
       <w:r>
         <w:rPr>
           <w:rStyle w:val="Extranjerismo"/>
@@ -5513,7 +5914,7 @@
       </w:r>
     </w:p>
     <w:p>
-      <w:hyperlink r:id="rId16" w:history="1">
+      <w:hyperlink r:id="rId17" w:history="1">
         <w:r>
           <w:rPr>
             <w:rStyle w:val="Hipervnculo"/>
@@ -5561,7 +5962,7 @@
       <w:pPr>
         <w:pStyle w:val="Ttulo2"/>
       </w:pPr>
-      <w:bookmarkStart w:id="12" w:name="_Toc237446351"/>
+      <w:bookmarkStart w:id="12" w:name="_Toc240634291"/>
       <w:r>
         <w:t>Estrategias de comunicación</w:t>
       </w:r>
@@ -5892,7 +6293,7 @@
       <w:pPr>
         <w:pStyle w:val="Ttulo2"/>
       </w:pPr>
-      <w:bookmarkStart w:id="13" w:name="_Toc237446352"/>
+      <w:bookmarkStart w:id="13" w:name="_Toc240634292"/>
       <w:r>
         <w:t>Publicidad digital aplicada a la exhibición</w:t>
       </w:r>
@@ -6105,7 +6506,7 @@
       <w:pPr>
         <w:pStyle w:val="Ttulo1"/>
       </w:pPr>
-      <w:bookmarkStart w:id="14" w:name="_Toc237446353"/>
+      <w:bookmarkStart w:id="14" w:name="_Toc240634293"/>
       <w:r>
         <w:lastRenderedPageBreak/>
         <w:t>Recursos audiovisuales para la exhibición digital</w:t>
@@ -6136,7 +6537,7 @@
       <w:pPr>
         <w:pStyle w:val="Ttulo2"/>
       </w:pPr>
-      <w:bookmarkStart w:id="15" w:name="_Toc237446354"/>
+      <w:bookmarkStart w:id="15" w:name="_Toc240634294"/>
       <w:r>
         <w:t>Concepto y tipos</w:t>
       </w:r>
@@ -6298,7 +6699,7 @@
       <w:pPr>
         <w:pStyle w:val="Ttulo2"/>
       </w:pPr>
-      <w:bookmarkStart w:id="16" w:name="_Toc237446355"/>
+      <w:bookmarkStart w:id="16" w:name="_Toc240634295"/>
       <w:r>
         <w:t>Gestión y metodología de contenidos audiovisuales</w:t>
       </w:r>
@@ -6448,7 +6849,7 @@
       <w:pPr>
         <w:pStyle w:val="Ttulo2"/>
       </w:pPr>
-      <w:bookmarkStart w:id="17" w:name="_Toc237446356"/>
+      <w:bookmarkStart w:id="17" w:name="_Toc240634296"/>
       <w:r>
         <w:t>Aplicabilidad en la exhibición digital</w:t>
       </w:r>
@@ -6511,10 +6912,6 @@
         <w:tab/>
       </w:r>
       <w:r>
-        <w:rPr>
-          <w:b/>
-          <w:bCs/>
-        </w:rPr>
         <w:t>Ejemplo</w:t>
       </w:r>
       <w:r>
@@ -6554,10 +6951,6 @@
         <w:tab/>
       </w:r>
       <w:r>
-        <w:rPr>
-          <w:b/>
-          <w:bCs/>
-        </w:rPr>
         <w:t>Ejemplo</w:t>
       </w:r>
       <w:r>
@@ -6607,10 +7000,6 @@
         <w:tab/>
       </w:r>
       <w:r>
-        <w:rPr>
-          <w:b/>
-          <w:bCs/>
-        </w:rPr>
         <w:t>Ejemplo</w:t>
       </w:r>
       <w:r>
@@ -6640,7 +7029,7 @@
       <w:pPr>
         <w:pStyle w:val="Ttulo1"/>
       </w:pPr>
-      <w:bookmarkStart w:id="18" w:name="_Toc237446357"/>
+      <w:bookmarkStart w:id="18" w:name="_Toc240634297"/>
       <w:r>
         <w:lastRenderedPageBreak/>
         <w:t>Marco legal y políticas comerciales</w:t>
@@ -6666,7 +7055,7 @@
       <w:pPr>
         <w:pStyle w:val="Ttulo2"/>
       </w:pPr>
-      <w:bookmarkStart w:id="19" w:name="_Toc237446358"/>
+      <w:bookmarkStart w:id="19" w:name="_Toc240634298"/>
       <w:r>
         <w:t>Marco legal del comercio electrónico</w:t>
       </w:r>
@@ -6723,7 +7112,7 @@
       <w:r>
         <w:t xml:space="preserve">: </w:t>
       </w:r>
-      <w:hyperlink r:id="rId17" w:history="1">
+      <w:hyperlink r:id="rId18" w:history="1">
         <w:r>
           <w:rPr>
             <w:rStyle w:val="Hipervnculo"/>
@@ -6745,7 +7134,7 @@
       <w:pPr>
         <w:pStyle w:val="Ttulo2"/>
       </w:pPr>
-      <w:bookmarkStart w:id="20" w:name="_Toc237446359"/>
+      <w:bookmarkStart w:id="20" w:name="_Toc240634299"/>
       <w:r>
         <w:t>Propiedad intelectual e industrial</w:t>
       </w:r>
@@ -6809,7 +7198,7 @@
       <w:pPr>
         <w:pStyle w:val="Ttulo2"/>
       </w:pPr>
-      <w:bookmarkStart w:id="21" w:name="_Toc237446360"/>
+      <w:bookmarkStart w:id="21" w:name="_Toc240634300"/>
       <w:r>
         <w:t>Comunicación comercial y promoción</w:t>
       </w:r>
@@ -7023,7 +7412,7 @@
       <w:pPr>
         <w:pStyle w:val="Ttulo2"/>
       </w:pPr>
-      <w:bookmarkStart w:id="22" w:name="_Toc237446361"/>
+      <w:bookmarkStart w:id="22" w:name="_Toc240634301"/>
       <w:r>
         <w:t>Protección de datos y derechos del consumidor</w:t>
       </w:r>
@@ -7078,7 +7467,7 @@
       </w:r>
     </w:p>
     <w:p>
-      <w:hyperlink r:id="rId18" w:history="1">
+      <w:hyperlink r:id="rId19" w:history="1">
         <w:r>
           <w:rPr>
             <w:rStyle w:val="Hipervnculo"/>
@@ -7132,7 +7521,7 @@
       <w:pPr>
         <w:pStyle w:val="Ttulo2"/>
       </w:pPr>
-      <w:bookmarkStart w:id="23" w:name="_Toc237446362"/>
+      <w:bookmarkStart w:id="23" w:name="_Toc240634302"/>
       <w:r>
         <w:t>Políticas comerciales</w:t>
       </w:r>
@@ -7254,7 +7643,7 @@
       <w:pPr>
         <w:pStyle w:val="Ttulo2"/>
       </w:pPr>
-      <w:bookmarkStart w:id="24" w:name="_Toc237446363"/>
+      <w:bookmarkStart w:id="24" w:name="_Toc240634303"/>
       <w:r>
         <w:t>Garantías, cambios y devoluciones</w:t>
       </w:r>
@@ -7264,8 +7653,9 @@
       <w:r>
         <w:t>Las garantías, los cambios y las devoluciones constituyen mecanismos mediante los cuales la organización establece condiciones de respuesta ante situaciones posteriores a la compra. Su comunicación clara fortalece la confianza del usuario y permite comprender qué alternativas existen cuando el producto presenta inconvenientes, requiere una sustitución o debe retornar al canal.</w:t>
       </w:r>
-    </w:p>
-    <w:p>
+      <w:r>
+        <w:t xml:space="preserve"> </w:t>
+      </w:r>
       <w:r>
         <w:t>Aunque estos mecanismos se relacionan entre sí, cumplen funciones diferentes dentro de la experiencia comercial:</w:t>
       </w:r>
@@ -7461,7 +7851,7 @@
       <w:pPr>
         <w:pStyle w:val="Ttulo1"/>
       </w:pPr>
-      <w:bookmarkStart w:id="25" w:name="_Toc237446364"/>
+      <w:bookmarkStart w:id="25" w:name="_Toc240634304"/>
       <w:r>
         <w:lastRenderedPageBreak/>
         <w:t>Exhibición digital y propuesta de exhibición</w:t>
@@ -7487,7 +7877,7 @@
       <w:pPr>
         <w:pStyle w:val="Ttulo2"/>
       </w:pPr>
-      <w:bookmarkStart w:id="26" w:name="_Toc237446365"/>
+      <w:bookmarkStart w:id="26" w:name="_Toc240634305"/>
       <w:r>
         <w:t>Concepto y tipos de exhibición digital</w:t>
       </w:r>
@@ -7511,8 +7901,9 @@
       <w:r>
         <w:t>La forma en que se desarrolla la exhibición puede variar según el tipo de producto, el canal utilizado y la estrategia comercial implementada. Por esta razón, es posible identificar diferentes tipos de exhibición digital, cada uno orientado a responder a necesidades específicas de presentación, organización o promoción de la oferta.</w:t>
       </w:r>
-    </w:p>
-    <w:p>
+      <w:r>
+        <w:t xml:space="preserve"> </w:t>
+      </w:r>
       <w:r>
         <w:t>Revisaremos, a continuación, algunos tipos de exhibición digital:</w:t>
       </w:r>
@@ -7544,23 +7935,17 @@
       <w:r>
         <w:t>Organiza los productos en grupos relacionados según sus características, función o línea comercial, facilitando la localización de la oferta.</w:t>
       </w:r>
-    </w:p>
-    <w:p>
-      <w:pPr>
-        <w:ind w:left="1416" w:firstLine="0"/>
-      </w:pPr>
-      <w:r>
-        <w:rPr>
-          <w:b/>
-          <w:bCs/>
-        </w:rPr>
+      <w:r>
+        <w:t xml:space="preserve"> </w:t>
+      </w:r>
+      <w:r>
         <w:t>Aplicación</w:t>
       </w:r>
       <w:r>
-        <w:t xml:space="preserve">. </w:t>
-      </w:r>
-      <w:r>
-        <w:t>Adecuada para tiendas virtuales con catálogos amplios y diversidad de referencias.</w:t>
+        <w:t>: a</w:t>
+      </w:r>
+      <w:r>
+        <w:t>decuada para tiendas virtuales con catálogos amplios y diversidad de referencias.</w:t>
       </w:r>
     </w:p>
     <w:p>
@@ -7600,23 +7985,23 @@
       <w:r>
         <w:t>Presenta productos asociados a promociones, temporadas, lanzamientos o eventos comerciales con el propósito de destacar una oferta específica.</w:t>
       </w:r>
-    </w:p>
-    <w:p>
-      <w:pPr>
-        <w:ind w:left="1414" w:firstLine="0"/>
-      </w:pPr>
-      <w:r>
-        <w:rPr>
-          <w:b/>
-          <w:bCs/>
-        </w:rPr>
+      <w:r>
+        <w:t xml:space="preserve"> </w:t>
+      </w:r>
+      <w:r>
         <w:t>Aplicación</w:t>
       </w:r>
       <w:r>
-        <w:t xml:space="preserve">. </w:t>
-      </w:r>
-      <w:r>
-        <w:t>Se utiliza para fortalecer la visibilidad de campañas temporales o estrategias promocionales.</w:t>
+        <w:t>:</w:t>
+      </w:r>
+      <w:r>
+        <w:t xml:space="preserve"> </w:t>
+      </w:r>
+      <w:r>
+        <w:t>s</w:t>
+      </w:r>
+      <w:r>
+        <w:t>e utiliza para fortalecer la visibilidad de campañas temporales o estrategias promocionales.</w:t>
       </w:r>
     </w:p>
     <w:p>
@@ -7646,23 +8031,17 @@
       <w:r>
         <w:t>Relaciona los productos con escenarios de uso, estilos de vida o soluciones que permiten comprender mejor sus beneficios y aplicaciones.</w:t>
       </w:r>
-    </w:p>
-    <w:p>
-      <w:pPr>
-        <w:ind w:left="1416" w:firstLine="0"/>
-      </w:pPr>
-      <w:r>
-        <w:rPr>
-          <w:b/>
-          <w:bCs/>
-        </w:rPr>
+      <w:r>
+        <w:t xml:space="preserve"> </w:t>
+      </w:r>
+      <w:r>
         <w:t>Aplicación</w:t>
       </w:r>
       <w:r>
-        <w:t xml:space="preserve">. </w:t>
-      </w:r>
-      <w:r>
-        <w:t>Recomendada para productos cuya decisión de compra depende del contexto o de la experiencia de uso.</w:t>
+        <w:t>: r</w:t>
+      </w:r>
+      <w:r>
+        <w:t>ecomendada para productos cuya decisión de compra depende del contexto o de la experiencia de uso.</w:t>
       </w:r>
     </w:p>
     <w:p>
@@ -7692,54 +8071,41 @@
       <w:r>
         <w:t>Organiza la oferta según intereses, preferencias o comportamientos de los usuarios para ofrecer una experiencia más pertinente.</w:t>
       </w:r>
-    </w:p>
-    <w:p>
-      <w:pPr>
-        <w:ind w:left="1416" w:firstLine="0"/>
-      </w:pPr>
-      <w:r>
-        <w:rPr>
-          <w:b/>
-          <w:bCs/>
-        </w:rPr>
+      <w:r>
+        <w:t xml:space="preserve"> </w:t>
+      </w:r>
+      <w:r>
         <w:t>Aplicación</w:t>
       </w:r>
       <w:r>
-        <w:rPr>
-          <w:b/>
-          <w:bCs/>
-        </w:rPr>
+        <w:t>: f</w:t>
+      </w:r>
+      <w:r>
+        <w:t>recuente en plataformas que utilizan información de navegación para recomendar productos relacionados.</w:t>
+      </w:r>
+    </w:p>
+    <w:p>
+      <w:r>
+        <w:rPr>
+          <w:b/>
+          <w:bCs/>
+        </w:rPr>
+        <w:t>Ejemplo aplicado</w:t>
+      </w:r>
+      <w:r>
         <w:t xml:space="preserve">. </w:t>
       </w:r>
       <w:r>
-        <w:t>Frecuente en plataformas que utilizan información de navegación para recomendar productos relacionados.</w:t>
-      </w:r>
-    </w:p>
-    <w:p>
-      <w:r>
-        <w:rPr>
-          <w:b/>
-          <w:bCs/>
-        </w:rPr>
-        <w:t>Ejemplo aplicado</w:t>
-      </w:r>
-      <w:r>
-        <w:t xml:space="preserve">. </w:t>
-      </w:r>
-      <w:r>
-        <w:t xml:space="preserve">Una empresa dedicada a la comercialización de artículos para el hogar organizó su tienda virtual mediante categorías permanentes, incorporó campañas estacionales para destacar productos de temporada y creó espacios ambientados para mostrar diferentes estilos de decoración. Esta organización permitió </w:t>
-      </w:r>
+        <w:t>Una empresa dedicada a la comercialización de artículos para el hogar organizó su tienda virtual mediante categorías permanentes, incorporó campañas estacionales para destacar productos de temporada y creó espacios ambientados para mostrar diferentes estilos de decoración. Esta organización permitió facilitar la búsqueda de productos y fortalecer la experiencia de navegación de los usuarios.</w:t>
+      </w:r>
+    </w:p>
+    <w:p>
+      <w:pPr>
+        <w:pStyle w:val="Ttulo2"/>
+      </w:pPr>
+      <w:bookmarkStart w:id="27" w:name="_Toc240634306"/>
       <w:r>
         <w:lastRenderedPageBreak/>
-        <w:t>facilitar la búsqueda de productos y fortalecer la experiencia de navegación de los usuarios.</w:t>
-      </w:r>
-    </w:p>
-    <w:p>
-      <w:pPr>
-        <w:pStyle w:val="Ttulo2"/>
-      </w:pPr>
-      <w:bookmarkStart w:id="27" w:name="_Toc237446366"/>
-      <w:r>
         <w:t>Herramientas y arquitectura de la exhibición</w:t>
       </w:r>
       <w:bookmarkEnd w:id="27"/>
@@ -7757,6 +8123,15 @@
     <w:p>
       <w:r>
         <w:t>La organización de la exhibición debe responder a criterios de jerarquía, usabilidad y coherencia visual. Esto implica que los usuarios puedan identificar fácilmente las categorías disponibles, acceder a la información de los productos, relacionar contenidos complementarios y desplazarse entre las diferentes secciones del canal sin dificultades. De esta manera, la arquitectura de la exhibición se convierte en un elemento estratégico para fortalecer la experiencia de compra y apoyar el cumplimiento de los objetivos comerciales.</w:t>
+      </w:r>
+    </w:p>
+    <w:p>
+      <w:pPr>
+        <w:spacing w:before="0" w:after="160" w:line="259" w:lineRule="auto"/>
+        <w:ind w:firstLine="0"/>
+      </w:pPr>
+      <w:r>
+        <w:br w:type="page"/>
       </w:r>
     </w:p>
     <w:p>
@@ -8138,7 +8513,7 @@
       <w:pPr>
         <w:pStyle w:val="Ttulo2"/>
       </w:pPr>
-      <w:bookmarkStart w:id="28" w:name="_Toc237446367"/>
+      <w:bookmarkStart w:id="28" w:name="_Toc240634307"/>
       <w:r>
         <w:t>Recursos de representación digital: diseño CAD y renderizado 3D</w:t>
       </w:r>
@@ -8191,6 +8566,13 @@
           <w:b/>
           <w:bCs/>
         </w:rPr>
+        <w:t xml:space="preserve">Paso 1. </w:t>
+      </w:r>
+      <w:r>
+        <w:rPr>
+          <w:b/>
+          <w:bCs/>
+        </w:rPr>
         <w:t>Diseño CAD</w:t>
       </w:r>
       <w:r>
@@ -8217,6 +8599,13 @@
           <w:b/>
           <w:bCs/>
         </w:rPr>
+        <w:t xml:space="preserve">Paso 2. </w:t>
+      </w:r>
+      <w:r>
+        <w:rPr>
+          <w:b/>
+          <w:bCs/>
+        </w:rPr>
         <w:t>Renderizado 3D</w:t>
       </w:r>
       <w:r>
@@ -8239,6 +8628,13 @@
           <w:b/>
           <w:bCs/>
         </w:rPr>
+        <w:t xml:space="preserve">Paso 3. </w:t>
+      </w:r>
+      <w:r>
+        <w:rPr>
+          <w:b/>
+          <w:bCs/>
+        </w:rPr>
         <w:t>Integración en la exhibición digital</w:t>
       </w:r>
       <w:r>
@@ -8260,11 +8656,11 @@
         <w:t xml:space="preserve">. </w:t>
       </w:r>
       <w:r>
-        <w:t xml:space="preserve">Una organización dedicada a la comercialización de exhibidores y mobiliario modular buscaba fortalecer la presentación de sus productos en el canal digital. Aunque disponía de fotografías, algunos clientes tenían dificultades para comprender la estructura, las dimensiones y las diferentes configuraciones de los módulos. Para mejorar la exhibición, la empresa desarrolló modelos mediante diseño CAD y posteriormente generó imágenes renderizadas que mostraban distintas perspectivas, acabados y formas de instalación. Estas representaciones </w:t>
+        <w:t xml:space="preserve">Una organización dedicada a la comercialización de exhibidores y mobiliario modular buscaba fortalecer la presentación de sus productos en el canal digital. Aunque disponía de fotografías, algunos clientes tenían dificultades para comprender la estructura, las dimensiones y las diferentes configuraciones de los módulos. Para mejorar la exhibición, la empresa desarrolló modelos mediante diseño CAD y posteriormente generó imágenes renderizadas que mostraban distintas </w:t>
       </w:r>
       <w:r>
         <w:lastRenderedPageBreak/>
-        <w:t>complementaron las fotografías tradicionales, facilitaron la comprensión de los productos y fortalecieron la comunicación comercial dentro de la tienda virtual.</w:t>
+        <w:t>perspectivas, acabados y formas de instalación. Estas representaciones complementaron las fotografías tradicionales, facilitaron la comprensión de los productos y fortalecieron la comunicación comercial dentro de la tienda virtual.</w:t>
       </w:r>
     </w:p>
     <w:p>
@@ -8291,7 +8687,7 @@
       <w:pPr>
         <w:pStyle w:val="Ttulo2"/>
       </w:pPr>
-      <w:bookmarkStart w:id="29" w:name="_Toc237446368"/>
+      <w:bookmarkStart w:id="29" w:name="_Toc240634308"/>
       <w:r>
         <w:t>Customización</w:t>
       </w:r>
@@ -8454,7 +8850,7 @@
       <w:pPr>
         <w:pStyle w:val="Ttulo2"/>
       </w:pPr>
-      <w:bookmarkStart w:id="30" w:name="_Toc237446369"/>
+      <w:bookmarkStart w:id="30" w:name="_Toc240634309"/>
       <w:r>
         <w:t>Propuesta de exhibición</w:t>
       </w:r>
@@ -8939,7 +9335,7 @@
       <w:pPr>
         <w:pStyle w:val="Ttulo2"/>
       </w:pPr>
-      <w:bookmarkStart w:id="31" w:name="_Toc237446370"/>
+      <w:bookmarkStart w:id="31" w:name="_Toc240634310"/>
       <w:r>
         <w:t>Estructura de la propuesta</w:t>
       </w:r>
@@ -9219,7 +9615,14 @@
                 <w:b/>
                 <w:bCs/>
               </w:rPr>
-              <w:t>Transcripción del pódcast. Sintonía Contable: El lenguaje de los negocios</w:t>
+              <w:t xml:space="preserve">Transcripción del pódcast. </w:t>
+            </w:r>
+            <w:r>
+              <w:rPr>
+                <w:b/>
+                <w:bCs/>
+              </w:rPr>
+              <w:t>Propuesta estratégica de exhibición</w:t>
             </w:r>
           </w:p>
         </w:tc>
@@ -9235,36 +9638,531 @@
                 <w:b/>
                 <w:bCs/>
               </w:rPr>
-              <w:t>Hombre:</w:t>
-            </w:r>
-            <w:r>
+              <w:t>Persona 1 (m</w:t>
+            </w:r>
+            <w:r>
+              <w:rPr>
+                <w:b/>
+                <w:bCs/>
+              </w:rPr>
+              <w:t>ujer</w:t>
+            </w:r>
+            <w:r>
+              <w:rPr>
+                <w:b/>
+                <w:bCs/>
+              </w:rPr>
+              <w:t>)</w:t>
+            </w:r>
+            <w:r>
+              <w:rPr>
+                <w:b/>
+                <w:bCs/>
+              </w:rPr>
+              <w:t>:</w:t>
+            </w:r>
+            <w:r>
+              <w:rPr>
+                <w:b/>
+                <w:bCs/>
+              </w:rPr>
               <w:t xml:space="preserve"> </w:t>
+            </w:r>
+            <w:r>
+              <w:t>En el comercio electrónico es muy fácil caer en el error de ver la tienda digital como una simple estantería. Y lo que es peor, creer que con subir las fotos y organizar un catálogo básico ya el trabajo está hecho.</w:t>
             </w:r>
           </w:p>
           <w:p>
-            <w:pPr>
+            <w:r>
               <w:rPr>
                 <w:b/>
                 <w:bCs/>
               </w:rPr>
-            </w:pPr>
+              <w:t>Persona 2 (h</w:t>
+            </w:r>
             <w:r>
               <w:rPr>
                 <w:b/>
                 <w:bCs/>
               </w:rPr>
-              <w:t>Mujer:</w:t>
-            </w:r>
-            <w:r>
+              <w:t>ombre</w:t>
+            </w:r>
+            <w:r>
+              <w:rPr>
+                <w:b/>
+                <w:bCs/>
+              </w:rPr>
+              <w:t>)</w:t>
+            </w:r>
+            <w:r>
+              <w:rPr>
+                <w:b/>
+                <w:bCs/>
+              </w:rPr>
+              <w:t>:</w:t>
+            </w:r>
+            <w:r>
+              <w:rPr>
+                <w:b/>
+                <w:bCs/>
+              </w:rPr>
               <w:t xml:space="preserve"> </w:t>
             </w:r>
+            <w:r>
+              <w:t>La propuesta de exhibición va mucho más allá de organizar visualmente los productos. Se trata de construir una presentación que ayude al usuario a encontrar lo que busca, entender la oferta y tomar una decisión de compra.</w:t>
+            </w:r>
           </w:p>
-          <w:p/>
+          <w:p>
+            <w:r>
+              <w:rPr>
+                <w:b/>
+                <w:bCs/>
+              </w:rPr>
+              <w:lastRenderedPageBreak/>
+              <w:t>Persona 1 (m</w:t>
+            </w:r>
+            <w:r>
+              <w:rPr>
+                <w:b/>
+                <w:bCs/>
+              </w:rPr>
+              <w:t>ujer</w:t>
+            </w:r>
+            <w:r>
+              <w:rPr>
+                <w:b/>
+                <w:bCs/>
+              </w:rPr>
+              <w:t>)</w:t>
+            </w:r>
+            <w:r>
+              <w:rPr>
+                <w:b/>
+                <w:bCs/>
+              </w:rPr>
+              <w:t>:</w:t>
+            </w:r>
+            <w:r>
+              <w:rPr>
+                <w:b/>
+                <w:bCs/>
+              </w:rPr>
+              <w:t xml:space="preserve"> </w:t>
+            </w:r>
+            <w:r>
+              <w:t>En los entornos digitales, el usuario no puede tocar el artículo ni hablar con un vendedor. Por eso la exhibición se convierte en el principal mediador entre lo que la marca promete y lo que el cliente percibe.</w:t>
+            </w:r>
+          </w:p>
+          <w:p>
+            <w:r>
+              <w:rPr>
+                <w:b/>
+                <w:bCs/>
+              </w:rPr>
+              <w:t>Persona 2 (h</w:t>
+            </w:r>
+            <w:r>
+              <w:rPr>
+                <w:b/>
+                <w:bCs/>
+              </w:rPr>
+              <w:t>ombre</w:t>
+            </w:r>
+            <w:r>
+              <w:rPr>
+                <w:b/>
+                <w:bCs/>
+              </w:rPr>
+              <w:t>)</w:t>
+            </w:r>
+            <w:r>
+              <w:rPr>
+                <w:b/>
+                <w:bCs/>
+              </w:rPr>
+              <w:t>:</w:t>
+            </w:r>
+            <w:r>
+              <w:rPr>
+                <w:b/>
+                <w:bCs/>
+              </w:rPr>
+              <w:t xml:space="preserve"> </w:t>
+            </w:r>
+            <w:r>
+              <w:t>Cuando esa propuesta está bien estructurada, el recorrido resulta más claro. El usuario encuentra lo que busca con menos confusiones y el canal puede comunicar mejor el valor de la oferta.</w:t>
+            </w:r>
+          </w:p>
+          <w:p>
+            <w:r>
+              <w:rPr>
+                <w:b/>
+                <w:bCs/>
+              </w:rPr>
+              <w:t>Persona 1 (m</w:t>
+            </w:r>
+            <w:r>
+              <w:rPr>
+                <w:b/>
+                <w:bCs/>
+              </w:rPr>
+              <w:t>ujer</w:t>
+            </w:r>
+            <w:r>
+              <w:rPr>
+                <w:b/>
+                <w:bCs/>
+              </w:rPr>
+              <w:t>)</w:t>
+            </w:r>
+            <w:r>
+              <w:rPr>
+                <w:b/>
+                <w:bCs/>
+              </w:rPr>
+              <w:t>:</w:t>
+            </w:r>
+            <w:r>
+              <w:rPr>
+                <w:b/>
+                <w:bCs/>
+              </w:rPr>
+              <w:t xml:space="preserve"> </w:t>
+            </w:r>
+            <w:r>
+              <w:t>Para que funcione, hay que relacionar lo que necesita mostrar cada producto con lo que permite el canal. No todos los artículos requieren el mismo nivel de detalle visual ni la misma información para que el usuario pueda comprenderlos.</w:t>
+            </w:r>
+          </w:p>
+          <w:p>
+            <w:r>
+              <w:rPr>
+                <w:b/>
+                <w:bCs/>
+              </w:rPr>
+              <w:t>Persona 2 (h</w:t>
+            </w:r>
+            <w:r>
+              <w:rPr>
+                <w:b/>
+                <w:bCs/>
+              </w:rPr>
+              <w:t>ombre</w:t>
+            </w:r>
+            <w:r>
+              <w:rPr>
+                <w:b/>
+                <w:bCs/>
+              </w:rPr>
+              <w:t>)</w:t>
+            </w:r>
+            <w:r>
+              <w:rPr>
+                <w:b/>
+                <w:bCs/>
+              </w:rPr>
+              <w:t>:</w:t>
+            </w:r>
+            <w:r>
+              <w:rPr>
+                <w:b/>
+                <w:bCs/>
+              </w:rPr>
+              <w:t xml:space="preserve"> </w:t>
+            </w:r>
+            <w:r>
+              <w:t>Y cada plataforma tiene sus propias formas de buscar, clasificar y mostrar los productos. Por eso la propuesta de exhibición tiene que encontrar la manera de aprovechar esas posibilidades sin perder coherencia en la presentación.</w:t>
+            </w:r>
+          </w:p>
+          <w:p>
+            <w:r>
+              <w:rPr>
+                <w:b/>
+                <w:bCs/>
+              </w:rPr>
+              <w:t>Persona 1 (m</w:t>
+            </w:r>
+            <w:r>
+              <w:rPr>
+                <w:b/>
+                <w:bCs/>
+              </w:rPr>
+              <w:t>ujer</w:t>
+            </w:r>
+            <w:r>
+              <w:rPr>
+                <w:b/>
+                <w:bCs/>
+              </w:rPr>
+              <w:t>)</w:t>
+            </w:r>
+            <w:r>
+              <w:rPr>
+                <w:b/>
+                <w:bCs/>
+              </w:rPr>
+              <w:t>:</w:t>
+            </w:r>
+            <w:r>
+              <w:rPr>
+                <w:b/>
+                <w:bCs/>
+              </w:rPr>
+              <w:t xml:space="preserve"> </w:t>
+            </w:r>
+            <w:r>
+              <w:t>Esto implica tomar decisiones con antelación para no tener que improvisar. Requiere elegir cuidadosamente los recursos visuales, establecer relaciones entre las categorías y vincular la oferta con condiciones comerciales que fortalezcan la confianza.</w:t>
+            </w:r>
+          </w:p>
+          <w:p>
+            <w:r>
+              <w:rPr>
+                <w:b/>
+                <w:bCs/>
+              </w:rPr>
+              <w:t>Persona 2 (h</w:t>
+            </w:r>
+            <w:r>
+              <w:rPr>
+                <w:b/>
+                <w:bCs/>
+              </w:rPr>
+              <w:t>ombre</w:t>
+            </w:r>
+            <w:r>
+              <w:rPr>
+                <w:b/>
+                <w:bCs/>
+              </w:rPr>
+              <w:t>)</w:t>
+            </w:r>
+            <w:r>
+              <w:rPr>
+                <w:b/>
+                <w:bCs/>
+              </w:rPr>
+              <w:t>:</w:t>
+            </w:r>
+            <w:r>
+              <w:rPr>
+                <w:b/>
+                <w:bCs/>
+              </w:rPr>
+              <w:t xml:space="preserve"> </w:t>
+            </w:r>
+            <w:r>
+              <w:t xml:space="preserve">Pensemos en un producto que necesita más explicación para convencer. No basta con mostrar una foto. Puede necesitar imágenes de </w:t>
+            </w:r>
+            <w:r>
+              <w:lastRenderedPageBreak/>
+              <w:t>contexto, diferentes vistas, variaciones o información que ayude a entender cómo se usa y qué lo diferencia.</w:t>
+            </w:r>
+          </w:p>
+          <w:p>
+            <w:r>
+              <w:rPr>
+                <w:b/>
+                <w:bCs/>
+              </w:rPr>
+              <w:t>Persona 1 (m</w:t>
+            </w:r>
+            <w:r>
+              <w:rPr>
+                <w:b/>
+                <w:bCs/>
+              </w:rPr>
+              <w:t>ujer</w:t>
+            </w:r>
+            <w:r>
+              <w:rPr>
+                <w:b/>
+                <w:bCs/>
+              </w:rPr>
+              <w:t>)</w:t>
+            </w:r>
+            <w:r>
+              <w:rPr>
+                <w:b/>
+                <w:bCs/>
+              </w:rPr>
+              <w:t>:</w:t>
+            </w:r>
+            <w:r>
+              <w:rPr>
+                <w:b/>
+                <w:bCs/>
+              </w:rPr>
+              <w:t xml:space="preserve"> </w:t>
+            </w:r>
+            <w:r>
+              <w:t>Ahí la exhibición deja de ser simplemente una vitrina. Se convierte en una forma de acompañar al usuario mientras compara, entiende la oferta y decide si ese producto es para él.</w:t>
+            </w:r>
+          </w:p>
+          <w:p>
+            <w:r>
+              <w:rPr>
+                <w:b/>
+                <w:bCs/>
+              </w:rPr>
+              <w:t>Persona 2 (h</w:t>
+            </w:r>
+            <w:r>
+              <w:rPr>
+                <w:b/>
+                <w:bCs/>
+              </w:rPr>
+              <w:t>ombre</w:t>
+            </w:r>
+            <w:r>
+              <w:rPr>
+                <w:b/>
+                <w:bCs/>
+              </w:rPr>
+              <w:t>)</w:t>
+            </w:r>
+            <w:r>
+              <w:rPr>
+                <w:b/>
+                <w:bCs/>
+              </w:rPr>
+              <w:t>:</w:t>
+            </w:r>
+            <w:r>
+              <w:rPr>
+                <w:b/>
+                <w:bCs/>
+              </w:rPr>
+              <w:t xml:space="preserve"> </w:t>
+            </w:r>
+            <w:r>
+              <w:t>En un mercado donde la oferta es cada vez más amplia, no basta con competir por precio o disponibilidad. La claridad, la relevancia y una buena experiencia de navegación también pueden marcar la diferencia.</w:t>
+            </w:r>
+          </w:p>
+          <w:p>
+            <w:r>
+              <w:rPr>
+                <w:b/>
+                <w:bCs/>
+              </w:rPr>
+              <w:t>Persona 1 (m</w:t>
+            </w:r>
+            <w:r>
+              <w:rPr>
+                <w:b/>
+                <w:bCs/>
+              </w:rPr>
+              <w:t>ujer</w:t>
+            </w:r>
+            <w:r>
+              <w:rPr>
+                <w:b/>
+                <w:bCs/>
+              </w:rPr>
+              <w:t>)</w:t>
+            </w:r>
+            <w:r>
+              <w:rPr>
+                <w:b/>
+                <w:bCs/>
+              </w:rPr>
+              <w:t>:</w:t>
+            </w:r>
+            <w:r>
+              <w:rPr>
+                <w:b/>
+                <w:bCs/>
+              </w:rPr>
+              <w:t xml:space="preserve"> </w:t>
+            </w:r>
+            <w:r>
+              <w:t>Por eso una buena propuesta de exhibición puede convertir la presentación del producto en una ventaja para la empresa, porque ayuda a que el usuario entienda mejor la oferta, confíe en ella y avance con mayor facilidad hacia la compra.</w:t>
+            </w:r>
+          </w:p>
+          <w:p>
+            <w:r>
+              <w:rPr>
+                <w:b/>
+                <w:bCs/>
+              </w:rPr>
+              <w:t>Persona 2 (h</w:t>
+            </w:r>
+            <w:r>
+              <w:rPr>
+                <w:b/>
+                <w:bCs/>
+              </w:rPr>
+              <w:t>ombre</w:t>
+            </w:r>
+            <w:r>
+              <w:rPr>
+                <w:b/>
+                <w:bCs/>
+              </w:rPr>
+              <w:t>)</w:t>
+            </w:r>
+            <w:r>
+              <w:rPr>
+                <w:b/>
+                <w:bCs/>
+              </w:rPr>
+              <w:t>:</w:t>
+            </w:r>
+            <w:r>
+              <w:rPr>
+                <w:b/>
+                <w:bCs/>
+              </w:rPr>
+              <w:t xml:space="preserve"> </w:t>
+            </w:r>
+            <w:r>
+              <w:t>Al final, todo ese trabajo ayuda a que el cliente entienda lo que está viendo y encuentre con facilidad lo que necesita.</w:t>
+            </w:r>
+          </w:p>
+          <w:p>
+            <w:r>
+              <w:rPr>
+                <w:b/>
+                <w:bCs/>
+              </w:rPr>
+              <w:t>Persona 1 (m</w:t>
+            </w:r>
+            <w:r>
+              <w:rPr>
+                <w:b/>
+                <w:bCs/>
+              </w:rPr>
+              <w:t>ujer</w:t>
+            </w:r>
+            <w:r>
+              <w:rPr>
+                <w:b/>
+                <w:bCs/>
+              </w:rPr>
+              <w:t>)</w:t>
+            </w:r>
+            <w:r>
+              <w:rPr>
+                <w:b/>
+                <w:bCs/>
+              </w:rPr>
+              <w:t>:</w:t>
+            </w:r>
+            <w:r>
+              <w:rPr>
+                <w:b/>
+                <w:bCs/>
+              </w:rPr>
+              <w:t xml:space="preserve"> </w:t>
+            </w:r>
+            <w:r>
+              <w:t>Y si la tienda logra eso, el cliente encuentra la información, entiende la oferta y puede comprar con más confianza.</w:t>
+            </w:r>
+          </w:p>
         </w:tc>
       </w:tr>
     </w:tbl>
     <w:p>
       <w:r>
+        <w:lastRenderedPageBreak/>
         <w:t xml:space="preserve">La exhibición digital integra la organización de la oferta, las herramientas tecnológicas, los recursos de representación, las estrategias de personalización y la planificación comercial para construir experiencias coherentes dentro de los canales de comercio electrónico. La elaboración de una propuesta de exhibición permite articular estos elementos en un proceso organizado que favorece la presentación de productos, </w:t>
       </w:r>
       <w:r>
@@ -9302,7 +10200,7 @@
           <w:u w:val="single"/>
         </w:rPr>
       </w:pPr>
-      <w:bookmarkStart w:id="32" w:name="_Toc237446371"/>
+      <w:bookmarkStart w:id="32" w:name="_Toc240634311"/>
       <w:r>
         <w:lastRenderedPageBreak/>
         <w:t>Síntesis</w:t>
@@ -9367,16 +10265,14 @@
       <w:r>
         <w:rPr>
           <w:noProof/>
-          <w:color w:val="948A54"/>
-          <w:sz w:val="20"/>
-          <w:szCs w:val="20"/>
+          <w:lang w:eastAsia="es-CO"/>
         </w:rPr>
         <w:lastRenderedPageBreak/>
         <w:drawing>
-          <wp:inline distT="0" distB="0" distL="0" distR="0" wp14:anchorId="184C42DD" wp14:editId="790E0D41">
-            <wp:extent cx="6332220" cy="3742159"/>
-            <wp:effectExtent l="0" t="0" r="0" b="0"/>
-            <wp:docPr id="276795301" name="Imagen 1" descr="El componente formativo Exhibición digital de productos, ofrece al aprendiz una visión aplicada sobre los elementos que intervienen en la construcción de la exhibición de productos dentro del comercio electrónico. A partir del estudio de productos, canales, visual marketing, contenidos audiovisuales, publicidad digital y marco legal, el componente permite comprender que la presentación de la oferta no depende de decisiones aisladas, sino de la articulación entre recursos visuales, información comercial y condiciones propias del entorno digital.&#10;&#10;De manera complementaria, el componente profundiza en la exhibición digital, las políticas comerciales y la propuesta de exhibición como ejes que conectan la visibilidad del producto con la experiencia de compra. Esta integración fortalece la capacidad del aprendiz para reconocer requerimientos de presentación, organizar soluciones de exhibición y estructurar propuestas coherentes con el canal de venta, favoreciendo decisiones más consistentes en la gestión visual y comercial de productos en entornos electrónicos."/>
+          <wp:inline distT="0" distB="0" distL="0" distR="0" wp14:anchorId="753DADC2" wp14:editId="39AC58A1">
+            <wp:extent cx="6120000" cy="5039242"/>
+            <wp:effectExtent l="0" t="0" r="0" b="9525"/>
+            <wp:docPr id="639576025" name="Gráfico 3" descr="El componente formativo Exhibición digital de productos aborda los elementos que intervienen en la presentación y comercialización de productos en entornos electrónicos. Integra aspectos relacionados con productos, canales digitales, visual marketing, contenidos audiovisuales, publicidad digital, marco legal, políticas comerciales y estrategias de exhibición.&#10;Estos contenidos permiten al aprendiz comprender la relación entre los recursos visuales, la información comercial y las características del canal de venta, así como reconocer requerimientos de presentación y estructurar propuestas de exhibición coherentes que contribuyan a fortalecer la experiencia de compra y la gestión comercial en el comercio electrónico."/>
             <wp:cNvGraphicFramePr>
               <a:graphicFrameLocks xmlns:a="http://schemas.openxmlformats.org/drawingml/2006/main" noChangeAspect="1"/>
             </wp:cNvGraphicFramePr>
@@ -9384,11 +10280,17 @@
               <a:graphicData uri="http://schemas.openxmlformats.org/drawingml/2006/picture">
                 <pic:pic xmlns:pic="http://schemas.openxmlformats.org/drawingml/2006/picture">
                   <pic:nvPicPr>
-                    <pic:cNvPr id="276795301" name="Imagen 1" descr="El componente formativo Exhibición digital de productos, ofrece al aprendiz una visión aplicada sobre los elementos que intervienen en la construcción de la exhibición de productos dentro del comercio electrónico. A partir del estudio de productos, canales, visual marketing, contenidos audiovisuales, publicidad digital y marco legal, el componente permite comprender que la presentación de la oferta no depende de decisiones aisladas, sino de la articulación entre recursos visuales, información comercial y condiciones propias del entorno digital.&#10;&#10;De manera complementaria, el componente profundiza en la exhibición digital, las políticas comerciales y la propuesta de exhibición como ejes que conectan la visibilidad del producto con la experiencia de compra. Esta integración fortalece la capacidad del aprendiz para reconocer requerimientos de presentación, organizar soluciones de exhibición y estructurar propuestas coherentes con el canal de venta, favoreciendo decisiones más consistentes en la gestión visual y comercial de productos en entornos electrónicos."/>
+                    <pic:cNvPr id="639576025" name="Gráfico 3" descr="El componente formativo Exhibición digital de productos aborda los elementos que intervienen en la presentación y comercialización de productos en entornos electrónicos. Integra aspectos relacionados con productos, canales digitales, visual marketing, contenidos audiovisuales, publicidad digital, marco legal, políticas comerciales y estrategias de exhibición.&#10;Estos contenidos permiten al aprendiz comprender la relación entre los recursos visuales, la información comercial y las características del canal de venta, así como reconocer requerimientos de presentación y estructurar propuestas de exhibición coherentes que contribuyan a fortalecer la experiencia de compra y la gestión comercial en el comercio electrónico."/>
                     <pic:cNvPicPr/>
                   </pic:nvPicPr>
                   <pic:blipFill>
-                    <a:blip r:embed="rId19"/>
+                    <a:blip r:embed="rId20">
+                      <a:extLst>
+                        <a:ext uri="{96DAC541-7B7A-43D3-8B79-37D633B846F1}">
+                          <asvg:svgBlip xmlns:asvg="http://schemas.microsoft.com/office/drawing/2016/SVG/main" r:embed="rId21"/>
+                        </a:ext>
+                      </a:extLst>
+                    </a:blip>
                     <a:stretch>
                       <a:fillRect/>
                     </a:stretch>
@@ -9396,7 +10298,7 @@
                   <pic:spPr>
                     <a:xfrm>
                       <a:off x="0" y="0"/>
-                      <a:ext cx="6332220" cy="3742159"/>
+                      <a:ext cx="6120000" cy="5039242"/>
                     </a:xfrm>
                     <a:prstGeom prst="rect">
                       <a:avLst/>
@@ -9421,7 +10323,7 @@
       <w:pPr>
         <w:pStyle w:val="Titulosgenerales"/>
       </w:pPr>
-      <w:bookmarkStart w:id="33" w:name="_Toc237446372"/>
+      <w:bookmarkStart w:id="33" w:name="_Toc240634312"/>
       <w:r>
         <w:lastRenderedPageBreak/>
         <w:t>Glosario</w:t>
@@ -9561,7 +10463,7 @@
       <w:pPr>
         <w:pStyle w:val="Titulosgenerales"/>
       </w:pPr>
-      <w:bookmarkStart w:id="34" w:name="_Toc237446373"/>
+      <w:bookmarkStart w:id="34" w:name="_Toc240634313"/>
       <w:r>
         <w:lastRenderedPageBreak/>
         <w:t>Referencias bibliográficas</w:t>
@@ -9575,7 +10477,7 @@
       <w:r>
         <w:t xml:space="preserve">Cámara Colombiana de Comercio Electrónico [CCCE]. (2025). Informe de cierre del comportamiento del comercio electrónico en Colombia durante 2024. Cámara Colombiana de Comercio Electrónico. </w:t>
       </w:r>
-      <w:hyperlink r:id="rId20" w:history="1">
+      <w:hyperlink r:id="rId22" w:history="1">
         <w:r>
           <w:rPr>
             <w:rStyle w:val="Hipervnculo"/>
@@ -9591,7 +10493,7 @@
       <w:r>
         <w:t xml:space="preserve">Guzmán Duque, A. P., &amp; Abreo Pinzón, C. A. (2021). Influencia del comercio electrónico en el desempeño financiero de las pymes en Manizales, Colombia. Revista Escuela de Administración de Negocios, (91). </w:t>
       </w:r>
-      <w:hyperlink r:id="rId21" w:history="1">
+      <w:hyperlink r:id="rId23" w:history="1">
         <w:r>
           <w:rPr>
             <w:rStyle w:val="Hipervnculo"/>
@@ -9638,7 +10540,7 @@
       <w:r>
         <w:t xml:space="preserve">, 3(3), 41–54. </w:t>
       </w:r>
-      <w:hyperlink r:id="rId22" w:history="1">
+      <w:hyperlink r:id="rId24" w:history="1">
         <w:r>
           <w:rPr>
             <w:rStyle w:val="Hipervnculo"/>
@@ -9687,7 +10589,7 @@
       <w:r>
         <w:t xml:space="preserve">. </w:t>
       </w:r>
-      <w:hyperlink r:id="rId23" w:history="1">
+      <w:hyperlink r:id="rId25" w:history="1">
         <w:r>
           <w:rPr>
             <w:rStyle w:val="Hipervnculo"/>
@@ -9703,7 +10605,7 @@
       <w:r>
         <w:t xml:space="preserve">Superintendencia de Industria y Comercio [SIC]. (2021, agosto 1). Todo usuario de una plataforma de comercio electrónico está protegido por los derechos del consumidor. Sede Electrónica SIC. </w:t>
       </w:r>
-      <w:hyperlink r:id="rId24" w:history="1">
+      <w:hyperlink r:id="rId26" w:history="1">
         <w:r>
           <w:rPr>
             <w:rStyle w:val="Hipervnculo"/>
@@ -9729,7 +10631,7 @@
       <w:r>
         <w:t xml:space="preserve"> digital en micro y pequeñas empresas de publicidad de Bogotá. Universidad &amp; Empresa, 23(40). </w:t>
       </w:r>
-      <w:hyperlink r:id="rId25" w:history="1">
+      <w:hyperlink r:id="rId27" w:history="1">
         <w:r>
           <w:rPr>
             <w:rStyle w:val="Hipervnculo"/>
@@ -9755,7 +10657,7 @@
       <w:pPr>
         <w:pStyle w:val="Titulosgenerales"/>
       </w:pPr>
-      <w:bookmarkStart w:id="35" w:name="_Toc237446374"/>
+      <w:bookmarkStart w:id="35" w:name="_Toc240634314"/>
       <w:r>
         <w:lastRenderedPageBreak/>
         <w:t>Créditos</w:t>
@@ -9924,6 +10826,9 @@
                 <w:lang w:val="es-CO"/>
               </w:rPr>
             </w:pPr>
+            <w:r>
+              <w:t>Miguel de Jesús Paredes Maestre</w:t>
+            </w:r>
           </w:p>
         </w:tc>
         <w:tc>
@@ -9937,6 +10842,9 @@
                 <w:lang w:val="es-CO"/>
               </w:rPr>
             </w:pPr>
+            <w:r>
+              <w:t>Responsable de línea de producción</w:t>
+            </w:r>
           </w:p>
         </w:tc>
         <w:tc>
@@ -9950,6 +10858,9 @@
                 <w:lang w:val="es-CO"/>
               </w:rPr>
             </w:pPr>
+            <w:r>
+              <w:t>Centro de Comercio y Servicios - Regional Atlántico</w:t>
+            </w:r>
           </w:p>
         </w:tc>
       </w:tr>
@@ -9968,6 +10879,9 @@
                 <w:lang w:val="es-CO"/>
               </w:rPr>
             </w:pPr>
+            <w:r>
+              <w:t>Nicolás Cruz Ríos</w:t>
+            </w:r>
           </w:p>
         </w:tc>
         <w:tc>
@@ -9981,6 +10895,9 @@
                 <w:lang w:val="es-CO"/>
               </w:rPr>
             </w:pPr>
+            <w:r>
+              <w:t>Experto temático</w:t>
+            </w:r>
           </w:p>
         </w:tc>
         <w:tc>
@@ -9994,6 +10911,9 @@
                 <w:lang w:val="es-CO"/>
               </w:rPr>
             </w:pPr>
+            <w:r>
+              <w:t>Centro de Comercio y Servicios - Regional Atlántico</w:t>
+            </w:r>
           </w:p>
         </w:tc>
       </w:tr>
@@ -10009,6 +10929,14 @@
                 <w:lang w:val="es-CO"/>
               </w:rPr>
             </w:pPr>
+            <w:proofErr w:type="spellStart"/>
+            <w:r>
+              <w:t>Maria</w:t>
+            </w:r>
+            <w:proofErr w:type="spellEnd"/>
+            <w:r>
+              <w:t xml:space="preserve"> Fernanda Morales Angulo</w:t>
+            </w:r>
           </w:p>
         </w:tc>
         <w:tc>
@@ -10022,6 +10950,9 @@
                 <w:lang w:val="es-CO"/>
               </w:rPr>
             </w:pPr>
+            <w:r>
+              <w:t>Evaluadora instruccional</w:t>
+            </w:r>
           </w:p>
         </w:tc>
         <w:tc>
@@ -10035,6 +10966,9 @@
                 <w:lang w:val="es-CO"/>
               </w:rPr>
             </w:pPr>
+            <w:r>
+              <w:t>Centro de Comercio y Servicios - Regional Atlántico</w:t>
+            </w:r>
           </w:p>
         </w:tc>
       </w:tr>
@@ -10053,6 +10987,14 @@
                 <w:lang w:val="es-CO"/>
               </w:rPr>
             </w:pPr>
+            <w:proofErr w:type="spellStart"/>
+            <w:r>
+              <w:t>Andres</w:t>
+            </w:r>
+            <w:proofErr w:type="spellEnd"/>
+            <w:r>
+              <w:t xml:space="preserve"> Felipe Herrera Roldan</w:t>
+            </w:r>
           </w:p>
         </w:tc>
         <w:tc>
@@ -10066,6 +11008,9 @@
                 <w:lang w:val="es-CO"/>
               </w:rPr>
             </w:pPr>
+            <w:r>
+              <w:t>Diseñador de contenidos</w:t>
+            </w:r>
           </w:p>
         </w:tc>
         <w:tc>
@@ -10079,6 +11024,9 @@
                 <w:lang w:val="es-CO"/>
               </w:rPr>
             </w:pPr>
+            <w:r>
+              <w:t>Centro de Comercio y Servicios - Regional Atlántico</w:t>
+            </w:r>
           </w:p>
         </w:tc>
       </w:tr>
@@ -10094,6 +11042,9 @@
                 <w:lang w:val="es-CO"/>
               </w:rPr>
             </w:pPr>
+            <w:r>
+              <w:t>Alexander Donado Molinares</w:t>
+            </w:r>
           </w:p>
         </w:tc>
         <w:tc>
@@ -10107,6 +11058,15 @@
                 <w:lang w:val="es-CO"/>
               </w:rPr>
             </w:pPr>
+            <w:r>
+              <w:t xml:space="preserve">Desarrollador </w:t>
+            </w:r>
+            <w:r>
+              <w:rPr>
+                <w:rStyle w:val="Extranjerismo"/>
+              </w:rPr>
+              <w:t>full stack</w:t>
+            </w:r>
           </w:p>
         </w:tc>
         <w:tc>
@@ -10120,6 +11080,9 @@
                 <w:lang w:val="es-CO"/>
               </w:rPr>
             </w:pPr>
+            <w:r>
+              <w:t>Centro de Comercio y Servicios - Regional Atlántico</w:t>
+            </w:r>
           </w:p>
         </w:tc>
       </w:tr>
@@ -10135,6 +11098,9 @@
             <w:pPr>
               <w:pStyle w:val="TextoTablas"/>
             </w:pPr>
+            <w:r>
+              <w:t>Alexander Rafael Acosta Bedoya</w:t>
+            </w:r>
           </w:p>
         </w:tc>
         <w:tc>
@@ -10148,6 +11114,9 @@
                 <w:lang w:val="es-CO"/>
               </w:rPr>
             </w:pPr>
+            <w:r>
+              <w:t>Animador y productor audiovisual</w:t>
+            </w:r>
           </w:p>
         </w:tc>
         <w:tc>
@@ -10161,6 +11130,9 @@
                 <w:lang w:val="es-CO"/>
               </w:rPr>
             </w:pPr>
+            <w:r>
+              <w:t>Centro de Comercio y Servicios - Regional Atlántico</w:t>
+            </w:r>
           </w:p>
         </w:tc>
       </w:tr>
@@ -10173,6 +11145,9 @@
             <w:pPr>
               <w:pStyle w:val="TextoTablas"/>
             </w:pPr>
+            <w:r>
+              <w:t>Nelson Iván Vera Briceño</w:t>
+            </w:r>
           </w:p>
         </w:tc>
         <w:tc>
@@ -10186,6 +11161,9 @@
                 <w:lang w:val="es-CO"/>
               </w:rPr>
             </w:pPr>
+            <w:r>
+              <w:t>Animador y productor audiovisual</w:t>
+            </w:r>
           </w:p>
         </w:tc>
         <w:tc>
@@ -10199,6 +11177,9 @@
                 <w:lang w:val="es-CO"/>
               </w:rPr>
             </w:pPr>
+            <w:r>
+              <w:t>Centro de Comercio y Servicios - Regional Atlántico</w:t>
+            </w:r>
           </w:p>
         </w:tc>
       </w:tr>
@@ -10214,6 +11195,9 @@
             <w:pPr>
               <w:pStyle w:val="TextoTablas"/>
             </w:pPr>
+            <w:r>
+              <w:t>Luz Karime Amaya Cabra</w:t>
+            </w:r>
           </w:p>
         </w:tc>
         <w:tc>
@@ -10227,6 +11211,9 @@
                 <w:lang w:val="es-CO"/>
               </w:rPr>
             </w:pPr>
+            <w:r>
+              <w:t>Evaluadora de contenidos inclusivos y accesibles</w:t>
+            </w:r>
           </w:p>
         </w:tc>
         <w:tc>
@@ -10240,6 +11227,9 @@
                 <w:lang w:val="es-CO"/>
               </w:rPr>
             </w:pPr>
+            <w:r>
+              <w:t>Centro de Comercio y Servicios - Regional Atlántico</w:t>
+            </w:r>
           </w:p>
         </w:tc>
       </w:tr>
@@ -10255,6 +11245,9 @@
                 <w:lang w:val="es-CO"/>
               </w:rPr>
             </w:pPr>
+            <w:r>
+              <w:t>Laura Daniela Burgos Rueda</w:t>
+            </w:r>
           </w:p>
         </w:tc>
         <w:tc>
@@ -10268,6 +11261,9 @@
                 <w:lang w:val="es-CO"/>
               </w:rPr>
             </w:pPr>
+            <w:r>
+              <w:t>Evaluadora de contenidos inclusivos y accesibles</w:t>
+            </w:r>
           </w:p>
         </w:tc>
         <w:tc>
@@ -10281,6 +11277,9 @@
                 <w:lang w:val="es-CO"/>
               </w:rPr>
             </w:pPr>
+            <w:r>
+              <w:t>Centro de Comercio y Servicios - Regional Atlántico</w:t>
+            </w:r>
           </w:p>
         </w:tc>
       </w:tr>
@@ -10299,6 +11298,9 @@
                 <w:lang w:val="es-CO"/>
               </w:rPr>
             </w:pPr>
+            <w:r>
+              <w:t>Jonathan Adié Villafañe</w:t>
+            </w:r>
           </w:p>
         </w:tc>
         <w:tc>
@@ -10312,6 +11314,9 @@
                 <w:lang w:val="es-CO"/>
               </w:rPr>
             </w:pPr>
+            <w:r>
+              <w:t>Validador y vinculador de recursos educativos digitales</w:t>
+            </w:r>
           </w:p>
         </w:tc>
         <w:tc>
@@ -10325,6 +11330,9 @@
                 <w:lang w:val="es-CO"/>
               </w:rPr>
             </w:pPr>
+            <w:r>
+              <w:t>Centro de Comercio y Servicios - Regional Atlántico</w:t>
+            </w:r>
           </w:p>
         </w:tc>
       </w:tr>
@@ -10340,6 +11348,10 @@
                 <w:lang w:val="es-CO"/>
               </w:rPr>
             </w:pPr>
+            <w:r>
+              <w:lastRenderedPageBreak/>
+              <w:t>Karine Isabel Ospino Fritz</w:t>
+            </w:r>
           </w:p>
         </w:tc>
         <w:tc>
@@ -10353,6 +11365,9 @@
                 <w:lang w:val="es-CO"/>
               </w:rPr>
             </w:pPr>
+            <w:r>
+              <w:t>Validadora y vinculadora de recursos educativos digitales</w:t>
+            </w:r>
           </w:p>
         </w:tc>
         <w:tc>
@@ -10366,50 +11381,9 @@
                 <w:lang w:val="es-CO"/>
               </w:rPr>
             </w:pPr>
-          </w:p>
-        </w:tc>
-      </w:tr>
-      <w:tr>
-        <w:trPr>
-          <w:cnfStyle w:val="000000100000" w:firstRow="0" w:lastRow="0" w:firstColumn="0" w:lastColumn="0" w:oddVBand="0" w:evenVBand="0" w:oddHBand="1" w:evenHBand="0" w:firstRowFirstColumn="0" w:firstRowLastColumn="0" w:lastRowFirstColumn="0" w:lastRowLastColumn="0"/>
-        </w:trPr>
-        <w:tc>
-          <w:tcPr>
-            <w:tcW w:w="2830" w:type="dxa"/>
-          </w:tcPr>
-          <w:p>
-            <w:pPr>
-              <w:pStyle w:val="TextoTablas"/>
-              <w:rPr>
-                <w:lang w:val="es-CO"/>
-              </w:rPr>
-            </w:pPr>
-          </w:p>
-        </w:tc>
-        <w:tc>
-          <w:tcPr>
-            <w:tcW w:w="3261" w:type="dxa"/>
-          </w:tcPr>
-          <w:p>
-            <w:pPr>
-              <w:pStyle w:val="TextoTablas"/>
-              <w:rPr>
-                <w:lang w:val="es-CO"/>
-              </w:rPr>
-            </w:pPr>
-          </w:p>
-        </w:tc>
-        <w:tc>
-          <w:tcPr>
-            <w:tcW w:w="3969" w:type="dxa"/>
-          </w:tcPr>
-          <w:p>
-            <w:pPr>
-              <w:pStyle w:val="TextoTablas"/>
-              <w:rPr>
-                <w:lang w:val="es-CO"/>
-              </w:rPr>
-            </w:pPr>
+            <w:r>
+              <w:t>Centro de Comercio y Servicios - Regional Atlántico</w:t>
+            </w:r>
           </w:p>
         </w:tc>
       </w:tr>
@@ -10422,8 +11396,8 @@
       </w:pPr>
     </w:p>
     <w:sectPr>
-      <w:headerReference w:type="default" r:id="rId26"/>
-      <w:footerReference w:type="default" r:id="rId27"/>
+      <w:headerReference w:type="default" r:id="rId28"/>
+      <w:footerReference w:type="default" r:id="rId29"/>
       <w:pgSz w:w="12240" w:h="15840"/>
       <w:pgMar w:top="1701" w:right="1134" w:bottom="1134" w:left="1134" w:header="709" w:footer="737" w:gutter="0"/>
       <w:pgNumType w:start="1"/>
@@ -10436,7 +11410,7 @@
 </file>
 
 <file path=word/endnotes.xml><?xml version="1.0" encoding="utf-8"?>
-<w:endnotes xmlns:wpc="http://schemas.microsoft.com/office/word/2010/wordprocessingCanvas" xmlns:cx="http://schemas.microsoft.com/office/drawing/2014/chartex" xmlns:cx1="http://schemas.microsoft.com/office/drawing/2015/9/8/chartex" xmlns:cx2="http://schemas.microsoft.com/office/drawing/2015/10/21/chartex" xmlns:cx3="http://schemas.microsoft.com/office/drawing/2016/5/9/chartex" xmlns:cx4="http://schemas.microsoft.com/office/drawing/2016/5/10/chartex" xmlns:cx5="http://schemas.microsoft.com/office/drawing/2016/5/11/chartex" xmlns:cx6="http://schemas.microsoft.com/office/drawing/2016/5/12/chartex" xmlns:cx7="http://schemas.microsoft.com/office/drawing/2016/5/13/chartex" xmlns:cx8="http://schemas.microsoft.com/office/drawing/2016/5/14/chartex" xmlns:mc="http://schemas.openxmlformats.org/markup-compatibility/2006" xmlns:aink="http://schemas.microsoft.com/office/drawing/2016/ink" xmlns:am3d="http://schemas.microsoft.com/office/drawing/2017/model3d" xmlns:o="urn:schemas-microsoft-com:office:office" xmlns:oel="http://schemas.microsoft.com/office/2019/extlst" xmlns:r="http://schemas.openxmlformats.org/officeDocument/2006/relationships" xmlns:m="http://schemas.openxmlformats.org/officeDocument/2006/math" xmlns:v="urn:schemas-microsoft-com:vml" xmlns:wp14="http://schemas.microsoft.com/office/word/2010/wordprocessingDrawing" xmlns:wp="http://schemas.openxmlformats.org/drawingml/2006/wordprocessingDrawing" xmlns:w10="urn:schemas-microsoft-com:office:word" xmlns:w="http://schemas.openxmlformats.org/wordprocessingml/2006/main" xmlns:w14="http://schemas.microsoft.com/office/word/2010/wordml" xmlns:w15="http://schemas.microsoft.com/office/word/2012/wordml" xmlns:w16cei="http://schemas.microsoft.com/office/word/2026/wordml/cei" xmlns:w16cex="http://schemas.microsoft.com/office/word/2018/wordml/cex" xmlns:w16cid="http://schemas.microsoft.com/office/word/2016/wordml/cid" xmlns:w16="http://schemas.microsoft.com/office/word/2018/wordml" xmlns:w16du="http://schemas.microsoft.com/office/word/2023/wordml/word16du" xmlns:w16sdtdh="http://schemas.microsoft.com/office/word/2020/wordml/sdtdatahash" xmlns:w16sdtfl="http://schemas.microsoft.com/office/word/2024/wordml/sdtformatlock" xmlns:w16se="http://schemas.microsoft.com/office/word/2015/wordml/symex" xmlns:wpg="http://schemas.microsoft.com/office/word/2010/wordprocessingGroup" xmlns:wpi="http://schemas.microsoft.com/office/word/2010/wordprocessingInk" xmlns:wne="http://schemas.microsoft.com/office/word/2006/wordml" xmlns:wps="http://schemas.microsoft.com/office/word/2010/wordprocessingShape" mc:Ignorable="w14 w15 w16se w16cid w16 w16cex w16sdtdh w16sdtfl w16du wp14">
+<w:endnotes xmlns:wpc="http://schemas.microsoft.com/office/word/2010/wordprocessingCanvas" xmlns:cx="http://schemas.microsoft.com/office/drawing/2014/chartex" xmlns:cx1="http://schemas.microsoft.com/office/drawing/2015/9/8/chartex" xmlns:cx2="http://schemas.microsoft.com/office/drawing/2015/10/21/chartex" xmlns:cx3="http://schemas.microsoft.com/office/drawing/2016/5/9/chartex" xmlns:cx4="http://schemas.microsoft.com/office/drawing/2016/5/10/chartex" xmlns:cx5="http://schemas.microsoft.com/office/drawing/2016/5/11/chartex" xmlns:cx6="http://schemas.microsoft.com/office/drawing/2016/5/12/chartex" xmlns:cx7="http://schemas.microsoft.com/office/drawing/2016/5/13/chartex" xmlns:cx8="http://schemas.microsoft.com/office/drawing/2016/5/14/chartex" xmlns:mc="http://schemas.openxmlformats.org/markup-compatibility/2006" xmlns:aink="http://schemas.microsoft.com/office/drawing/2016/ink" xmlns:am3d="http://schemas.microsoft.com/office/drawing/2017/model3d" xmlns:o="urn:schemas-microsoft-com:office:office" xmlns:oel="http://schemas.microsoft.com/office/2019/extlst" xmlns:r="http://schemas.openxmlformats.org/officeDocument/2006/relationships" xmlns:m="http://schemas.openxmlformats.org/officeDocument/2006/math" xmlns:v="urn:schemas-microsoft-com:vml" xmlns:wp14="http://schemas.microsoft.com/office/word/2010/wordprocessingDrawing" xmlns:wp="http://schemas.openxmlformats.org/drawingml/2006/wordprocessingDrawing" xmlns:w10="urn:schemas-microsoft-com:office:word" xmlns:w="http://schemas.openxmlformats.org/wordprocessingml/2006/main" xmlns:w14="http://schemas.microsoft.com/office/word/2010/wordml" xmlns:w15="http://schemas.microsoft.com/office/word/2012/wordml" xmlns:w16cex="http://schemas.microsoft.com/office/word/2018/wordml/cex" xmlns:w16cid="http://schemas.microsoft.com/office/word/2016/wordml/cid" xmlns:w16="http://schemas.microsoft.com/office/word/2018/wordml" xmlns:w16du="http://schemas.microsoft.com/office/word/2023/wordml/word16du" xmlns:w16sdtdh="http://schemas.microsoft.com/office/word/2020/wordml/sdtdatahash" xmlns:w16sdtfl="http://schemas.microsoft.com/office/word/2024/wordml/sdtformatlock" xmlns:w16se="http://schemas.microsoft.com/office/word/2015/wordml/symex" xmlns:wpg="http://schemas.microsoft.com/office/word/2010/wordprocessingGroup" xmlns:wpi="http://schemas.microsoft.com/office/word/2010/wordprocessingInk" xmlns:wne="http://schemas.microsoft.com/office/word/2006/wordml" xmlns:wps="http://schemas.microsoft.com/office/word/2010/wordprocessingShape" mc:Ignorable="w14 w15 w16se w16cid w16 w16cex w16sdtdh w16sdtfl w16du wp14">
   <w:endnote w:type="separator" w:id="-1">
     <w:p>
       <w:pPr>
@@ -10463,7 +11437,7 @@
 </file>
 
 <file path=word/footer1.xml><?xml version="1.0" encoding="utf-8"?>
-<w:ftr xmlns:wpc="http://schemas.microsoft.com/office/word/2010/wordprocessingCanvas" xmlns:cx="http://schemas.microsoft.com/office/drawing/2014/chartex" xmlns:cx1="http://schemas.microsoft.com/office/drawing/2015/9/8/chartex" xmlns:cx2="http://schemas.microsoft.com/office/drawing/2015/10/21/chartex" xmlns:cx3="http://schemas.microsoft.com/office/drawing/2016/5/9/chartex" xmlns:cx4="http://schemas.microsoft.com/office/drawing/2016/5/10/chartex" xmlns:cx5="http://schemas.microsoft.com/office/drawing/2016/5/11/chartex" xmlns:cx6="http://schemas.microsoft.com/office/drawing/2016/5/12/chartex" xmlns:cx7="http://schemas.microsoft.com/office/drawing/2016/5/13/chartex" xmlns:cx8="http://schemas.microsoft.com/office/drawing/2016/5/14/chartex" xmlns:mc="http://schemas.openxmlformats.org/markup-compatibility/2006" xmlns:aink="http://schemas.microsoft.com/office/drawing/2016/ink" xmlns:am3d="http://schemas.microsoft.com/office/drawing/2017/model3d" xmlns:o="urn:schemas-microsoft-com:office:office" xmlns:oel="http://schemas.microsoft.com/office/2019/extlst" xmlns:r="http://schemas.openxmlformats.org/officeDocument/2006/relationships" xmlns:m="http://schemas.openxmlformats.org/officeDocument/2006/math" xmlns:v="urn:schemas-microsoft-com:vml" xmlns:wp14="http://schemas.microsoft.com/office/word/2010/wordprocessingDrawing" xmlns:wp="http://schemas.openxmlformats.org/drawingml/2006/wordprocessingDrawing" xmlns:w10="urn:schemas-microsoft-com:office:word" xmlns:w="http://schemas.openxmlformats.org/wordprocessingml/2006/main" xmlns:w14="http://schemas.microsoft.com/office/word/2010/wordml" xmlns:w15="http://schemas.microsoft.com/office/word/2012/wordml" xmlns:w16cei="http://schemas.microsoft.com/office/word/2026/wordml/cei" xmlns:w16cex="http://schemas.microsoft.com/office/word/2018/wordml/cex" xmlns:w16cid="http://schemas.microsoft.com/office/word/2016/wordml/cid" xmlns:w16="http://schemas.microsoft.com/office/word/2018/wordml" xmlns:w16du="http://schemas.microsoft.com/office/word/2023/wordml/word16du" xmlns:w16sdtdh="http://schemas.microsoft.com/office/word/2020/wordml/sdtdatahash" xmlns:w16sdtfl="http://schemas.microsoft.com/office/word/2024/wordml/sdtformatlock" xmlns:w16se="http://schemas.microsoft.com/office/word/2015/wordml/symex" xmlns:wpg="http://schemas.microsoft.com/office/word/2010/wordprocessingGroup" xmlns:wpi="http://schemas.microsoft.com/office/word/2010/wordprocessingInk" xmlns:wne="http://schemas.microsoft.com/office/word/2006/wordml" xmlns:wps="http://schemas.microsoft.com/office/word/2010/wordprocessingShape" mc:Ignorable="w14 w15 w16se w16cid w16 w16cex w16sdtdh w16sdtfl w16du wp14">
+<w:ftr xmlns:wpc="http://schemas.microsoft.com/office/word/2010/wordprocessingCanvas" xmlns:cx="http://schemas.microsoft.com/office/drawing/2014/chartex" xmlns:cx1="http://schemas.microsoft.com/office/drawing/2015/9/8/chartex" xmlns:cx2="http://schemas.microsoft.com/office/drawing/2015/10/21/chartex" xmlns:cx3="http://schemas.microsoft.com/office/drawing/2016/5/9/chartex" xmlns:cx4="http://schemas.microsoft.com/office/drawing/2016/5/10/chartex" xmlns:cx5="http://schemas.microsoft.com/office/drawing/2016/5/11/chartex" xmlns:cx6="http://schemas.microsoft.com/office/drawing/2016/5/12/chartex" xmlns:cx7="http://schemas.microsoft.com/office/drawing/2016/5/13/chartex" xmlns:cx8="http://schemas.microsoft.com/office/drawing/2016/5/14/chartex" xmlns:mc="http://schemas.openxmlformats.org/markup-compatibility/2006" xmlns:aink="http://schemas.microsoft.com/office/drawing/2016/ink" xmlns:am3d="http://schemas.microsoft.com/office/drawing/2017/model3d" xmlns:o="urn:schemas-microsoft-com:office:office" xmlns:oel="http://schemas.microsoft.com/office/2019/extlst" xmlns:r="http://schemas.openxmlformats.org/officeDocument/2006/relationships" xmlns:m="http://schemas.openxmlformats.org/officeDocument/2006/math" xmlns:v="urn:schemas-microsoft-com:vml" xmlns:wp14="http://schemas.microsoft.com/office/word/2010/wordprocessingDrawing" xmlns:wp="http://schemas.openxmlformats.org/drawingml/2006/wordprocessingDrawing" xmlns:w10="urn:schemas-microsoft-com:office:word" xmlns:w="http://schemas.openxmlformats.org/wordprocessingml/2006/main" xmlns:w14="http://schemas.microsoft.com/office/word/2010/wordml" xmlns:w15="http://schemas.microsoft.com/office/word/2012/wordml" xmlns:w16cex="http://schemas.microsoft.com/office/word/2018/wordml/cex" xmlns:w16cid="http://schemas.microsoft.com/office/word/2016/wordml/cid" xmlns:w16="http://schemas.microsoft.com/office/word/2018/wordml" xmlns:w16du="http://schemas.microsoft.com/office/word/2023/wordml/word16du" xmlns:w16sdtdh="http://schemas.microsoft.com/office/word/2020/wordml/sdtdatahash" xmlns:w16sdtfl="http://schemas.microsoft.com/office/word/2024/wordml/sdtformatlock" xmlns:w16se="http://schemas.microsoft.com/office/word/2015/wordml/symex" xmlns:wpg="http://schemas.microsoft.com/office/word/2010/wordprocessingGroup" xmlns:wpi="http://schemas.microsoft.com/office/word/2010/wordprocessingInk" xmlns:wne="http://schemas.microsoft.com/office/word/2006/wordml" xmlns:wps="http://schemas.microsoft.com/office/word/2010/wordprocessingShape" mc:Ignorable="w14 w15 w16se w16cid w16 w16cex w16sdtdh w16sdtfl w16du wp14">
   <w:sdt>
     <w:sdtPr>
       <w:id w:val="-1465197936"/>
@@ -10509,7 +11483,7 @@
 </file>
 
 <file path=word/footnotes.xml><?xml version="1.0" encoding="utf-8"?>
-<w:footnotes xmlns:wpc="http://schemas.microsoft.com/office/word/2010/wordprocessingCanvas" xmlns:cx="http://schemas.microsoft.com/office/drawing/2014/chartex" xmlns:cx1="http://schemas.microsoft.com/office/drawing/2015/9/8/chartex" xmlns:cx2="http://schemas.microsoft.com/office/drawing/2015/10/21/chartex" xmlns:cx3="http://schemas.microsoft.com/office/drawing/2016/5/9/chartex" xmlns:cx4="http://schemas.microsoft.com/office/drawing/2016/5/10/chartex" xmlns:cx5="http://schemas.microsoft.com/office/drawing/2016/5/11/chartex" xmlns:cx6="http://schemas.microsoft.com/office/drawing/2016/5/12/chartex" xmlns:cx7="http://schemas.microsoft.com/office/drawing/2016/5/13/chartex" xmlns:cx8="http://schemas.microsoft.com/office/drawing/2016/5/14/chartex" xmlns:mc="http://schemas.openxmlformats.org/markup-compatibility/2006" xmlns:aink="http://schemas.microsoft.com/office/drawing/2016/ink" xmlns:am3d="http://schemas.microsoft.com/office/drawing/2017/model3d" xmlns:o="urn:schemas-microsoft-com:office:office" xmlns:oel="http://schemas.microsoft.com/office/2019/extlst" xmlns:r="http://schemas.openxmlformats.org/officeDocument/2006/relationships" xmlns:m="http://schemas.openxmlformats.org/officeDocument/2006/math" xmlns:v="urn:schemas-microsoft-com:vml" xmlns:wp14="http://schemas.microsoft.com/office/word/2010/wordprocessingDrawing" xmlns:wp="http://schemas.openxmlformats.org/drawingml/2006/wordprocessingDrawing" xmlns:w10="urn:schemas-microsoft-com:office:word" xmlns:w="http://schemas.openxmlformats.org/wordprocessingml/2006/main" xmlns:w14="http://schemas.microsoft.com/office/word/2010/wordml" xmlns:w15="http://schemas.microsoft.com/office/word/2012/wordml" xmlns:w16cei="http://schemas.microsoft.com/office/word/2026/wordml/cei" xmlns:w16cex="http://schemas.microsoft.com/office/word/2018/wordml/cex" xmlns:w16cid="http://schemas.microsoft.com/office/word/2016/wordml/cid" xmlns:w16="http://schemas.microsoft.com/office/word/2018/wordml" xmlns:w16du="http://schemas.microsoft.com/office/word/2023/wordml/word16du" xmlns:w16sdtdh="http://schemas.microsoft.com/office/word/2020/wordml/sdtdatahash" xmlns:w16sdtfl="http://schemas.microsoft.com/office/word/2024/wordml/sdtformatlock" xmlns:w16se="http://schemas.microsoft.com/office/word/2015/wordml/symex" xmlns:wpg="http://schemas.microsoft.com/office/word/2010/wordprocessingGroup" xmlns:wpi="http://schemas.microsoft.com/office/word/2010/wordprocessingInk" xmlns:wne="http://schemas.microsoft.com/office/word/2006/wordml" xmlns:wps="http://schemas.microsoft.com/office/word/2010/wordprocessingShape" mc:Ignorable="w14 w15 w16se w16cid w16 w16cex w16sdtdh w16sdtfl w16du wp14">
+<w:footnotes xmlns:wpc="http://schemas.microsoft.com/office/word/2010/wordprocessingCanvas" xmlns:cx="http://schemas.microsoft.com/office/drawing/2014/chartex" xmlns:cx1="http://schemas.microsoft.com/office/drawing/2015/9/8/chartex" xmlns:cx2="http://schemas.microsoft.com/office/drawing/2015/10/21/chartex" xmlns:cx3="http://schemas.microsoft.com/office/drawing/2016/5/9/chartex" xmlns:cx4="http://schemas.microsoft.com/office/drawing/2016/5/10/chartex" xmlns:cx5="http://schemas.microsoft.com/office/drawing/2016/5/11/chartex" xmlns:cx6="http://schemas.microsoft.com/office/drawing/2016/5/12/chartex" xmlns:cx7="http://schemas.microsoft.com/office/drawing/2016/5/13/chartex" xmlns:cx8="http://schemas.microsoft.com/office/drawing/2016/5/14/chartex" xmlns:mc="http://schemas.openxmlformats.org/markup-compatibility/2006" xmlns:aink="http://schemas.microsoft.com/office/drawing/2016/ink" xmlns:am3d="http://schemas.microsoft.com/office/drawing/2017/model3d" xmlns:o="urn:schemas-microsoft-com:office:office" xmlns:oel="http://schemas.microsoft.com/office/2019/extlst" xmlns:r="http://schemas.openxmlformats.org/officeDocument/2006/relationships" xmlns:m="http://schemas.openxmlformats.org/officeDocument/2006/math" xmlns:v="urn:schemas-microsoft-com:vml" xmlns:wp14="http://schemas.microsoft.com/office/word/2010/wordprocessingDrawing" xmlns:wp="http://schemas.openxmlformats.org/drawingml/2006/wordprocessingDrawing" xmlns:w10="urn:schemas-microsoft-com:office:word" xmlns:w="http://schemas.openxmlformats.org/wordprocessingml/2006/main" xmlns:w14="http://schemas.microsoft.com/office/word/2010/wordml" xmlns:w15="http://schemas.microsoft.com/office/word/2012/wordml" xmlns:w16cex="http://schemas.microsoft.com/office/word/2018/wordml/cex" xmlns:w16cid="http://schemas.microsoft.com/office/word/2016/wordml/cid" xmlns:w16="http://schemas.microsoft.com/office/word/2018/wordml" xmlns:w16du="http://schemas.microsoft.com/office/word/2023/wordml/word16du" xmlns:w16sdtdh="http://schemas.microsoft.com/office/word/2020/wordml/sdtdatahash" xmlns:w16sdtfl="http://schemas.microsoft.com/office/word/2024/wordml/sdtformatlock" xmlns:w16se="http://schemas.microsoft.com/office/word/2015/wordml/symex" xmlns:wpg="http://schemas.microsoft.com/office/word/2010/wordprocessingGroup" xmlns:wpi="http://schemas.microsoft.com/office/word/2010/wordprocessingInk" xmlns:wne="http://schemas.microsoft.com/office/word/2006/wordml" xmlns:wps="http://schemas.microsoft.com/office/word/2010/wordprocessingShape" mc:Ignorable="w14 w15 w16se w16cid w16 w16cex w16sdtdh w16sdtfl w16du wp14">
   <w:footnote w:type="separator" w:id="-1">
     <w:p>
       <w:pPr>
@@ -10536,7 +11510,7 @@
 </file>
 
 <file path=word/header1.xml><?xml version="1.0" encoding="utf-8"?>
-<w:hdr xmlns:wpc="http://schemas.microsoft.com/office/word/2010/wordprocessingCanvas" xmlns:cx="http://schemas.microsoft.com/office/drawing/2014/chartex" xmlns:cx1="http://schemas.microsoft.com/office/drawing/2015/9/8/chartex" xmlns:cx2="http://schemas.microsoft.com/office/drawing/2015/10/21/chartex" xmlns:cx3="http://schemas.microsoft.com/office/drawing/2016/5/9/chartex" xmlns:cx4="http://schemas.microsoft.com/office/drawing/2016/5/10/chartex" xmlns:cx5="http://schemas.microsoft.com/office/drawing/2016/5/11/chartex" xmlns:cx6="http://schemas.microsoft.com/office/drawing/2016/5/12/chartex" xmlns:cx7="http://schemas.microsoft.com/office/drawing/2016/5/13/chartex" xmlns:cx8="http://schemas.microsoft.com/office/drawing/2016/5/14/chartex" xmlns:mc="http://schemas.openxmlformats.org/markup-compatibility/2006" xmlns:aink="http://schemas.microsoft.com/office/drawing/2016/ink" xmlns:am3d="http://schemas.microsoft.com/office/drawing/2017/model3d" xmlns:o="urn:schemas-microsoft-com:office:office" xmlns:oel="http://schemas.microsoft.com/office/2019/extlst" xmlns:r="http://schemas.openxmlformats.org/officeDocument/2006/relationships" xmlns:m="http://schemas.openxmlformats.org/officeDocument/2006/math" xmlns:v="urn:schemas-microsoft-com:vml" xmlns:wp14="http://schemas.microsoft.com/office/word/2010/wordprocessingDrawing" xmlns:wp="http://schemas.openxmlformats.org/drawingml/2006/wordprocessingDrawing" xmlns:w10="urn:schemas-microsoft-com:office:word" xmlns:w="http://schemas.openxmlformats.org/wordprocessingml/2006/main" xmlns:w14="http://schemas.microsoft.com/office/word/2010/wordml" xmlns:w15="http://schemas.microsoft.com/office/word/2012/wordml" xmlns:w16cei="http://schemas.microsoft.com/office/word/2026/wordml/cei" xmlns:w16cex="http://schemas.microsoft.com/office/word/2018/wordml/cex" xmlns:w16cid="http://schemas.microsoft.com/office/word/2016/wordml/cid" xmlns:w16="http://schemas.microsoft.com/office/word/2018/wordml" xmlns:w16du="http://schemas.microsoft.com/office/word/2023/wordml/word16du" xmlns:w16sdtdh="http://schemas.microsoft.com/office/word/2020/wordml/sdtdatahash" xmlns:w16sdtfl="http://schemas.microsoft.com/office/word/2024/wordml/sdtformatlock" xmlns:w16se="http://schemas.microsoft.com/office/word/2015/wordml/symex" xmlns:wpg="http://schemas.microsoft.com/office/word/2010/wordprocessingGroup" xmlns:wpi="http://schemas.microsoft.com/office/word/2010/wordprocessingInk" xmlns:wne="http://schemas.microsoft.com/office/word/2006/wordml" xmlns:wps="http://schemas.microsoft.com/office/word/2010/wordprocessingShape" mc:Ignorable="w14 w15 w16se w16cid w16 w16cex w16sdtdh w16sdtfl w16du wp14">
+<w:hdr xmlns:wpc="http://schemas.microsoft.com/office/word/2010/wordprocessingCanvas" xmlns:cx="http://schemas.microsoft.com/office/drawing/2014/chartex" xmlns:cx1="http://schemas.microsoft.com/office/drawing/2015/9/8/chartex" xmlns:cx2="http://schemas.microsoft.com/office/drawing/2015/10/21/chartex" xmlns:cx3="http://schemas.microsoft.com/office/drawing/2016/5/9/chartex" xmlns:cx4="http://schemas.microsoft.com/office/drawing/2016/5/10/chartex" xmlns:cx5="http://schemas.microsoft.com/office/drawing/2016/5/11/chartex" xmlns:cx6="http://schemas.microsoft.com/office/drawing/2016/5/12/chartex" xmlns:cx7="http://schemas.microsoft.com/office/drawing/2016/5/13/chartex" xmlns:cx8="http://schemas.microsoft.com/office/drawing/2016/5/14/chartex" xmlns:mc="http://schemas.openxmlformats.org/markup-compatibility/2006" xmlns:aink="http://schemas.microsoft.com/office/drawing/2016/ink" xmlns:am3d="http://schemas.microsoft.com/office/drawing/2017/model3d" xmlns:o="urn:schemas-microsoft-com:office:office" xmlns:oel="http://schemas.microsoft.com/office/2019/extlst" xmlns:r="http://schemas.openxmlformats.org/officeDocument/2006/relationships" xmlns:m="http://schemas.openxmlformats.org/officeDocument/2006/math" xmlns:v="urn:schemas-microsoft-com:vml" xmlns:wp14="http://schemas.microsoft.com/office/word/2010/wordprocessingDrawing" xmlns:wp="http://schemas.openxmlformats.org/drawingml/2006/wordprocessingDrawing" xmlns:w10="urn:schemas-microsoft-com:office:word" xmlns:w="http://schemas.openxmlformats.org/wordprocessingml/2006/main" xmlns:w14="http://schemas.microsoft.com/office/word/2010/wordml" xmlns:w15="http://schemas.microsoft.com/office/word/2012/wordml" xmlns:w16cex="http://schemas.microsoft.com/office/word/2018/wordml/cex" xmlns:w16cid="http://schemas.microsoft.com/office/word/2016/wordml/cid" xmlns:w16="http://schemas.microsoft.com/office/word/2018/wordml" xmlns:w16du="http://schemas.microsoft.com/office/word/2023/wordml/word16du" xmlns:w16sdtdh="http://schemas.microsoft.com/office/word/2020/wordml/sdtdatahash" xmlns:w16sdtfl="http://schemas.microsoft.com/office/word/2024/wordml/sdtformatlock" xmlns:w16se="http://schemas.microsoft.com/office/word/2015/wordml/symex" xmlns:wpg="http://schemas.microsoft.com/office/word/2010/wordprocessingGroup" xmlns:wpi="http://schemas.microsoft.com/office/word/2010/wordprocessingInk" xmlns:wne="http://schemas.microsoft.com/office/word/2006/wordml" xmlns:wps="http://schemas.microsoft.com/office/word/2010/wordprocessingShape" mc:Ignorable="w14 w15 w16se w16cid w16 w16cex w16sdtdh w16sdtfl w16du wp14">
   <w:p>
     <w:pPr>
       <w:pStyle w:val="Encabezado"/>
@@ -10623,7 +11597,7 @@
 </file>
 
 <file path=word/numbering.xml><?xml version="1.0" encoding="utf-8"?>
-<w:numbering xmlns:wpc="http://schemas.microsoft.com/office/word/2010/wordprocessingCanvas" xmlns:cx="http://schemas.microsoft.com/office/drawing/2014/chartex" xmlns:cx1="http://schemas.microsoft.com/office/drawing/2015/9/8/chartex" xmlns:cx2="http://schemas.microsoft.com/office/drawing/2015/10/21/chartex" xmlns:cx3="http://schemas.microsoft.com/office/drawing/2016/5/9/chartex" xmlns:cx4="http://schemas.microsoft.com/office/drawing/2016/5/10/chartex" xmlns:cx5="http://schemas.microsoft.com/office/drawing/2016/5/11/chartex" xmlns:cx6="http://schemas.microsoft.com/office/drawing/2016/5/12/chartex" xmlns:cx7="http://schemas.microsoft.com/office/drawing/2016/5/13/chartex" xmlns:cx8="http://schemas.microsoft.com/office/drawing/2016/5/14/chartex" xmlns:mc="http://schemas.openxmlformats.org/markup-compatibility/2006" xmlns:aink="http://schemas.microsoft.com/office/drawing/2016/ink" xmlns:am3d="http://schemas.microsoft.com/office/drawing/2017/model3d" xmlns:o="urn:schemas-microsoft-com:office:office" xmlns:oel="http://schemas.microsoft.com/office/2019/extlst" xmlns:r="http://schemas.openxmlformats.org/officeDocument/2006/relationships" xmlns:m="http://schemas.openxmlformats.org/officeDocument/2006/math" xmlns:v="urn:schemas-microsoft-com:vml" xmlns:wp14="http://schemas.microsoft.com/office/word/2010/wordprocessingDrawing" xmlns:wp="http://schemas.openxmlformats.org/drawingml/2006/wordprocessingDrawing" xmlns:w10="urn:schemas-microsoft-com:office:word" xmlns:w="http://schemas.openxmlformats.org/wordprocessingml/2006/main" xmlns:w14="http://schemas.microsoft.com/office/word/2010/wordml" xmlns:w15="http://schemas.microsoft.com/office/word/2012/wordml" xmlns:w16cei="http://schemas.microsoft.com/office/word/2026/wordml/cei" xmlns:w16cex="http://schemas.microsoft.com/office/word/2018/wordml/cex" xmlns:w16cid="http://schemas.microsoft.com/office/word/2016/wordml/cid" xmlns:w16="http://schemas.microsoft.com/office/word/2018/wordml" xmlns:w16du="http://schemas.microsoft.com/office/word/2023/wordml/word16du" xmlns:w16sdtdh="http://schemas.microsoft.com/office/word/2020/wordml/sdtdatahash" xmlns:w16sdtfl="http://schemas.microsoft.com/office/word/2024/wordml/sdtformatlock" xmlns:w16se="http://schemas.microsoft.com/office/word/2015/wordml/symex" xmlns:wpg="http://schemas.microsoft.com/office/word/2010/wordprocessingGroup" xmlns:wpi="http://schemas.microsoft.com/office/word/2010/wordprocessingInk" xmlns:wne="http://schemas.microsoft.com/office/word/2006/wordml" xmlns:wps="http://schemas.microsoft.com/office/word/2010/wordprocessingShape" mc:Ignorable="w14 w15 w16se w16cid w16 w16cex w16sdtdh w16sdtfl w16du wp14">
+<w:numbering xmlns:wpc="http://schemas.microsoft.com/office/word/2010/wordprocessingCanvas" xmlns:cx="http://schemas.microsoft.com/office/drawing/2014/chartex" xmlns:cx1="http://schemas.microsoft.com/office/drawing/2015/9/8/chartex" xmlns:cx2="http://schemas.microsoft.com/office/drawing/2015/10/21/chartex" xmlns:cx3="http://schemas.microsoft.com/office/drawing/2016/5/9/chartex" xmlns:cx4="http://schemas.microsoft.com/office/drawing/2016/5/10/chartex" xmlns:cx5="http://schemas.microsoft.com/office/drawing/2016/5/11/chartex" xmlns:cx6="http://schemas.microsoft.com/office/drawing/2016/5/12/chartex" xmlns:cx7="http://schemas.microsoft.com/office/drawing/2016/5/13/chartex" xmlns:cx8="http://schemas.microsoft.com/office/drawing/2016/5/14/chartex" xmlns:mc="http://schemas.openxmlformats.org/markup-compatibility/2006" xmlns:aink="http://schemas.microsoft.com/office/drawing/2016/ink" xmlns:am3d="http://schemas.microsoft.com/office/drawing/2017/model3d" xmlns:o="urn:schemas-microsoft-com:office:office" xmlns:oel="http://schemas.microsoft.com/office/2019/extlst" xmlns:r="http://schemas.openxmlformats.org/officeDocument/2006/relationships" xmlns:m="http://schemas.openxmlformats.org/officeDocument/2006/math" xmlns:v="urn:schemas-microsoft-com:vml" xmlns:wp14="http://schemas.microsoft.com/office/word/2010/wordprocessingDrawing" xmlns:wp="http://schemas.openxmlformats.org/drawingml/2006/wordprocessingDrawing" xmlns:w10="urn:schemas-microsoft-com:office:word" xmlns:w="http://schemas.openxmlformats.org/wordprocessingml/2006/main" xmlns:w14="http://schemas.microsoft.com/office/word/2010/wordml" xmlns:w15="http://schemas.microsoft.com/office/word/2012/wordml" xmlns:w16cex="http://schemas.microsoft.com/office/word/2018/wordml/cex" xmlns:w16cid="http://schemas.microsoft.com/office/word/2016/wordml/cid" xmlns:w16="http://schemas.microsoft.com/office/word/2018/wordml" xmlns:w16du="http://schemas.microsoft.com/office/word/2023/wordml/word16du" xmlns:w16sdtdh="http://schemas.microsoft.com/office/word/2020/wordml/sdtdatahash" xmlns:w16sdtfl="http://schemas.microsoft.com/office/word/2024/wordml/sdtformatlock" xmlns:w16se="http://schemas.microsoft.com/office/word/2015/wordml/symex" xmlns:wpg="http://schemas.microsoft.com/office/word/2010/wordprocessingGroup" xmlns:wpi="http://schemas.microsoft.com/office/word/2010/wordprocessingInk" xmlns:wne="http://schemas.microsoft.com/office/word/2006/wordml" xmlns:wps="http://schemas.microsoft.com/office/word/2010/wordprocessingShape" mc:Ignorable="w14 w15 w16se w16cid w16 w16cex w16sdtdh w16sdtfl w16du wp14">
   <w:abstractNum w:abstractNumId="0" w15:restartNumberingAfterBreak="0">
     <w:nsid w:val="FFFFFF89"/>
     <w:multiLevelType w:val="singleLevel"/>
@@ -14073,15 +15047,20 @@
   <w:abstractNum w:abstractNumId="32" w15:restartNumberingAfterBreak="0">
     <w:nsid w:val="64346F70"/>
     <w:multiLevelType w:val="hybridMultilevel"/>
-    <w:tmpl w:val="B2584E0A"/>
-    <w:lvl w:ilvl="0" w:tplc="240A0015">
-      <w:start w:val="1"/>
-      <w:numFmt w:val="upperLetter"/>
-      <w:lvlText w:val="%1."/>
+    <w:tmpl w:val="544404BE"/>
+    <w:lvl w:ilvl="0" w:tplc="240A0001">
+      <w:start w:val="1"/>
+      <w:numFmt w:val="bullet"/>
+      <w:lvlText w:val=""/>
       <w:lvlJc w:val="left"/>
       <w:pPr>
         <w:ind w:left="1429" w:hanging="360"/>
       </w:pPr>
+      <w:rPr>
+        <w:rFonts w:ascii="Symbol" w:hAnsi="Symbol" w:hint="default"/>
+        <w:b/>
+        <w:bCs/>
+      </w:rPr>
     </w:lvl>
     <w:lvl w:ilvl="1" w:tplc="240A0019" w:tentative="1">
       <w:start w:val="1"/>
@@ -16949,5 +17928,5 @@
 </file>
 
 <file path=customXml/itemProps4.xml><?xml version="1.0" encoding="utf-8"?>
-<ds:datastoreItem xmlns:ds="http://schemas.openxmlformats.org/officeDocument/2006/customXml" ds:itemID="{D1ACD505-6E1F-4BDB-82B1-B1A48566CC9B}"/>
+<ds:datastoreItem xmlns:ds="http://schemas.openxmlformats.org/officeDocument/2006/customXml" ds:itemID="{67BDB6AA-5984-4082-8E46-5654A8657ACC}"/>
 </file>